--- a/books/gospel-of-the-kingdom/downloads/gospel-of-the-kingdom.docx
+++ b/books/gospel-of-the-kingdom/downloads/gospel-of-the-kingdom.docx
@@ -6114,7 +6114,7 @@
         <w:rPr>
           <w:lang w:val="en-GB"/>
         </w:rPr>
-        <w:t xml:space="preserve">as true in every sense. He does not destroy the fundamental maxim, that God is the Author of the commandments. He fulfils it by proclaiming the mind of His Father in Heaven as the ground of all the acts of His children. He does not destroy one sacrifice which any patriot had made for his people’s freedom. He fulfils it in His perfect sacrifice to God and for us. He does not destroy any one precept of duty to God or to our neighbour. He fulfils it by baptising with His Spirit; by making duty to God the surrender of man’s will to His Will which is working in us; that Will binding men to each other as members of the same body; that Will fighting with all the selfish impulses which tear us asunder. There is no opposition between the Kingdom of Heaven and any kingdom of earth, except what is produced by this selfishness, which is the enemy of both. If the civil ruler sanctions one law for the rich and one for the poor, he offends against the maxims of the Kingdom of Heaven: but then he also introduces a confusion into his own. If he prefers war to peace, gambling to honesty, bondage to freedom, and if he seeks religious sanctions to uphold him in these tastes, he offends against the maxims of the Kingdom of Heaven, and he is preparing ruin for his own state. If the ecclesiastic proclaims one law for the saint and another for the common man, he overthrows the common order and morality of nations; but he sins still more directly against the laws which Christ proclaimed on the Mount. If he sets up the priest against the magistrate, he disturbs the peace of civil communities; but he also exalts the priest into the place of God, and so commits treason against the Kingdom of Heaven. If he assume the office of a judge of His brethren, he may do much mischief on earth which the ruler on earth cannot hinder. But he falls, under this sentence:—</w:t>
+        <w:t xml:space="preserve">as true in every case. He does not destroy the fundamental maxim, that God is the Author of the commandments. He fulfils it by proclaiming the mind of His Father in Heaven as the ground of all the acts of His children. He does not destroy one sacrifice which any patriot had made for his people’s freedom. He fulfils it in His perfect sacrifice to God and for us. He does not destroy any one precept of duty to God or to our neighbour. He fulfils it by baptising with His Spirit; by making duty to God the surrender of man’s will to His Will which is working in us; that Will binding men to each other as members of the same body; that Will fighting with all the selfish impulses which tear us asunder. There is no opposition between the Kingdom of Heaven and any kingdom of earth, except what is produced by this selfishness, which is the enemy of both. If the civil ruler sanctions one law for the rich and one for the poor, he offends against the maxims of the Kingdom of Heaven: but then he also introduces a confusion into his own. If he prefers war to peace, gambling to honesty, bondage to freedom, and if he seeks religious sanctions to uphold him in these tastes, he offends against the maxims of the Kingdom of Heaven, and he is preparing ruin for his own state. If the ecclesiastic proclaims one law for the saint and another for the common man, he overthrows the common order and morality of nations; but he sins still more directly against the laws which Christ proclaimed on the Mount. If he sets up the priest against the magistrate, he disturbs the peace of civil communities; but he also exalts the priest into the place of God, and so commits treason against the Kingdom of Heaven. If he assume the office of a judge of His brethren, he may do much mischief on earth which the ruler on earth cannot hinder. But he falls, under this sentence:—</w:t>
       </w:r>
       <w:r>
         <w:rPr>
@@ -8325,7 +8325,7 @@
         <w:rPr>
           <w:lang w:val="en-GB"/>
         </w:rPr>
-        <w:t xml:space="preserve">Eternal life! Yes, that must be the highest of all gifts. How could it be earned? What sacrifices could be costly enough to win it? Had not Jesus some special rules for obtaining it? No, apparently none. He refers the lawyer to his own books. What is written there? The student and interpreter of the Scriptures considers. Some very remarkable words occur to his mind in the Book of Deuteronomy, words about loving the Lord God with all the heart and soul and strength, words about loving one’s neighbour as oneself. Perhaps those were the words in the Law which Jesus meant. Perhaps the lawyer had heard that He often referred to those words. Yes, the quotation was an apposite. He had found out the way to eternal life.</w:t>
+        <w:t xml:space="preserve">Eternal life! Yes, that must be the highest of all gifts. How could it be earned? What sacrifices could be costly enough to win it? Had not Jesus some special rules for obtaining it? No, apparently none. He refers the lawyer to his own books. What is written there? The student and interpreter of the Scriptures considers. Some very remarkable words occur to his mind in the Book of Deuteronomy, words about loving the Lord God with all the heart and soul and strength, words about loving one’s neighbour as oneself. Perhaps those were the words in the Law which Jesus meant. Perhaps the lawyer had heard that He often referred to those words. Yes, the quotation was an apposite one. He had found out the way to eternal life.</w:t>
       </w:r>
       <w:r>
         <w:rPr>
@@ -11606,7 +11606,7 @@
         <w:rPr>
           <w:lang w:val="en-GB"/>
         </w:rPr>
-        <w:t xml:space="preserve">May it not be just the blessing, if we knew it, which we are all craving for? We have set about building many goodly towers, many gorgeous palaces. How they have all dissolved! How our grand designs have mocked us! Because there was always some selfish scheme beneath, which made the foundation weak, which showed itself in the feebleness and incoherency of the superstructure. There has been a mighty battle going on within us between two kings, the spirit and the flesh. The evil power has his twenty thousand. There appear but a poor ten thousand troops ill-guided and disorderly to oppose him. If we could give up ourselves, the Captain of the Host would descend to help us, the stars of heaven would fight against our foe. But we struggle to keep something of our own, something apart from Him. So the terrible twenty thousand win the day. Sealed as Christ’s servants and soldiers, we are not His disciples, for we glorify self above Him who gave up Himself.</w:t>
+        <w:t xml:space="preserve">May it not be just the blessing, if we knew it, which we are all craving for? We have set about building many goodly towers, many gorgeous palaces. How they have all dissolved! How our grand designs have mocked us! Why? Because there was always some selfish scheme beneath, which made the foundation weak, which showed itself in the feebleness and incoherency of the superstructure. There has been a mighty battle going on within us between two kings, the spirit and the flesh. The evil power has his twenty thousand. There appear but a poor ten thousand troops ill-guided and disorderly to oppose him. If we could give up ourselves, the Captain of the Host would descend to help us, the stars of heaven would fight against our foe. But we struggle to keep something of our own, something apart from Him. So the terrible twenty thousand win the day. Sealed as Christ’s servants and soldiers, we are not His disciples, for we glorify self above Him who gave up Himself.</w:t>
       </w:r>
     </w:p>
     <w:p>
@@ -15221,7 +15221,7 @@
         <w:rPr>
           <w:lang w:val="en-GB"/>
         </w:rPr>
-        <w:t xml:space="preserve">I understand that the City is meant, and not something else. It seems to us an unworthy subject of Christ’s sorrow, that a divine polity which had lasted so many generations-which God, and not man, had set up-which had been the witness to the world that it is God, and not man, who binds the societies of men into one, should be about to pass away with its temple, its sacrifices, all the outward signs of what it was within, -I think we can have read sacred history to very little purpose. See whether every page of the Old Testament is not setting forth to us the glory of national life. See whether it was not through their national life that patriarchs and prophets were led to believe in Him who is, and was, and is to come-who would be with the children as He had been with the fathers-who would reveal Himself more to each generation, till at last the earth should be filled with His glory. And now the Jew was deliberately casting aside this marvellous education. He was exalting a Mammon God into the throne of Jehovah. His religion was becoming another name for a selfish calculation of his individual interests. Sects were rending the commonwealth in pieces. Do we want more than this to account for Christ’s tears, and for the words,</w:t>
+        <w:t xml:space="preserve">I understand that the City is meant, and not something else. If it seems to us an unworthy subject of Christ’s sorrow, that a divine polity which had lasted so many generations-which God, and not man, had set up-which had been the witness to the world that it is God, and not man, who binds the societies of men into one, should be about to pass away with its temple, its sacrifices, all the outward signs of what it was within, -I think we can have read sacred history to very little purpose. See whether every page of the Old Testament is not setting forth to us the glory of national life. See whether it was not through their national life that patriarchs and prophets were led to believe in Him who is, and was, and is to come-who would be with the children as He had been with the fathers-who would reveal Himself more to each generation, till at last the earth should be filled with His glory. And now the Jew was deliberately casting aside this marvellous education. He was exalting a Mammon God into the throne of Jehovah. His religion was becoming another name for a selfish calculation of his individual interests. Sects were rending the commonwealth in pieces. Do we want more than this to account for Christ’s tears, and for the words,</w:t>
       </w:r>
       <w:r>
         <w:rPr>
@@ -16072,7 +16072,7 @@
         <w:rPr>
           <w:lang w:val="en-GB"/>
         </w:rPr>
-        <w:t xml:space="preserve">If our Lord met doubts fairly and fully, even when they were raised by the most captious of His enemies-political doubts, such as that concerning the tribute, religious doubts, such as that concerning the resurrection-He also Himself provoked doubts. He led His disciples, and the scribes and the people, to compare passages in the Scripture which looked as if they were contradictory; to face the difficulties from which they would have been most inclined to shrink as perilous to the security of their faith. Faith in His teaching never means acquiescence. In the child it is not that, but trust from a sense of feebleness. In the man it scarcely begins till acquiescence and security end. Those who are comfortable and satisfied in themselves do not care to look beyond themselves.</w:t>
+        <w:t xml:space="preserve">If our Lord met doubts fairly and fully, even when they were raised by the most captious of His enemies-political doubts, such as that concerning the tribute, religious doubts, such as that concerning the resurrection-He also Himself provoked doubts. He led His disciples, and the scribes and the people, to compare passages in the Scripture which looked as if they were contradictory; to face the difficulties from which they would have been most inclined to shrink as perilous to the security of their faith. For faith in His teaching never means acquiescence. In the child it is not that, but trust from a sense of feebleness. In the man it scarcely begins till acquiescence and security end. Those who are comfortable and satisfied in themselves do not care to look beyond themselves.</w:t>
       </w:r>
     </w:p>
     <w:p>
@@ -17094,7 +17094,7 @@
         <w:rPr>
           <w:lang w:val="en-GB"/>
         </w:rPr>
-        <w:t xml:space="preserve">He desired to eat the Passover before He suffered, not because it was to be abolished, but because it was to be fulfilled in the Kingdom of God. The maxim of His early discourse has never been forgotten. No tittle of the law is to perish. No tittle of the family covenant is to perish. He has come, not to destroy, but to fulfil. Here is the point of the transition. The nation which He had redeemed out of the house of bondage is sinking into a worse bondage, must sink into death. But the symbols of the national redemption are translated into the symbols of human redemption. The purpose of the calling out of the family of Abraham will be manifested. All the families of the earth will be claimed as God’s family. And if the nation is to die, the King of it is to die. If the sacrifice that commemorated the conservation of the nation in its firstborn is disappearing, it is only because the Sacrifice—the Sacrifice of the Firstborn—is about to be accomplished. If the body and blood of Jesus do unite God to man, Heaven to earth—if they have been presented by a Son to a Father—if the Spirit of the Son and Father teaches our spirits to remember that reconciliation and to partake of it, then indeed the unleavened bread and the Paschal wine have been fulfilled in the Kingdom of God—then the New Testament has taken the place of the Old—then the Lord’s Supper has been a true message to men of all peoples. The disciples in the upper chamber and tongues could not tell what the words meant for themselves till they could say to Jews, Greeks, and Latins,</w:t>
+        <w:t xml:space="preserve">He desired to eat the Passover before He suffered, not because it was to be abolished, but because it was to be fulfilled in the Kingdom of God. The maxim of His early discourse has never been forgotten. No tittle of the law is to perish. No tittle of the family covenant is to perish. He has come, not to destroy, but to fulfil. Here is the point of the transition. The nation which He had redeemed out of the house of bondage is sinking into a worse bondage, must sink into death. But the symbols of the national redemption are translated into the symbols of human redemption. The purpose of the calling out of the family of Abraham will be manifested. All the families of the earth will be claimed as God’s family. And if the nation is to die, the King of it is to die. If the sacrifice that commemorated the conservation of the nation in its firstborn is disappearing, it is only because the Sacrifice—the Sacrifice of the Firstborn—is about to be accomplished. If the body and blood of Jesus do unite God to man, Heaven to earth—if they have been presented by a Son to a Father—if the Spirit of the Son and Father teaches our spirits to remember that reconciliation and to partake of it, then indeed the unleavened bread and the Paschal wine have been fulfilled in the Kingdom of God—then the New Testament has taken the place of the Old—then the Lord’s Supper has been a true message to men of all peoples and tongues. The disciples in the upper chamber could not tell what the words meant for themselves till they could say to Jews, Greeks, and Latins,</w:t>
       </w:r>
       <w:r>
         <w:rPr>

--- a/books/gospel-of-the-kingdom/downloads/gospel-of-the-kingdom.docx
+++ b/books/gospel-of-the-kingdom/downloads/gospel-of-the-kingdom.docx
@@ -83,9 +83,22 @@
       </w:pPr>
       <w:r>
         <w:rPr>
-          <w:lang w:val="en-GB"/>
-        </w:rPr>
-        <w:t xml:space="preserve">I have called these discourses</w:t>
+          <w:smallCaps/>
+          <w:lang w:val="en-GB"/>
+        </w:rPr>
+        <w:t xml:space="preserve">I have</w:t>
+      </w:r>
+      <w:r>
+        <w:rPr>
+          <w:lang w:val="en-GB"/>
+        </w:rPr>
+        <w:t xml:space="preserve"> </w:t>
+      </w:r>
+      <w:r>
+        <w:rPr>
+          <w:lang w:val="en-GB"/>
+        </w:rPr>
+        <w:t xml:space="preserve">called these discourses</w:t>
       </w:r>
       <w:r>
         <w:rPr>
@@ -1140,7 +1153,32 @@
         <w:rPr>
           <w:lang w:val="en-GB"/>
         </w:rPr>
-        <w:t xml:space="preserve">Forasmuch as many have taken in hand to set forth in order a declaration of those things which are most surely believed among us, even as they delivered them unto us, which from the beginning were eyewitnesses, and ministers of the word; it seemed good to me also, having had perfect understanding of all things from the very first, to write unto thee in order, most excellent Theophilus, that thou mightest know the certainty of those things, wherein thou hast been instructed.— St. Luke i. 1-5.</w:t>
+        <w:t xml:space="preserve">Forasmuch as many have taken in hand to set forth in order a declaration of those things which are most surely believed among us, even as they delivered them unto us, which from the beginning were eyewitnesses, and ministers of the word; it seemed good to me also, having had perfect understanding of all things from the very first, to write unto thee in order, most excellent Theophilus, that thou mightest know the certainty of those things, wherein thou hast been instructed.—</w:t>
+      </w:r>
+      <w:r>
+        <w:rPr>
+          <w:lang w:val="en-GB"/>
+        </w:rPr>
+        <w:t xml:space="preserve"> </w:t>
+      </w:r>
+      <w:r>
+        <w:rPr>
+          <w:smallCaps/>
+          <w:lang w:val="en-GB"/>
+        </w:rPr>
+        <w:t xml:space="preserve">St. Luke</w:t>
+      </w:r>
+      <w:r>
+        <w:rPr>
+          <w:lang w:val="en-GB"/>
+        </w:rPr>
+        <w:t xml:space="preserve"> </w:t>
+      </w:r>
+      <w:r>
+        <w:rPr>
+          <w:lang w:val="en-GB"/>
+        </w:rPr>
+        <w:t xml:space="preserve">i. 1-5.</w:t>
       </w:r>
     </w:p>
     <w:p>
@@ -1149,9 +1187,22 @@
       </w:pPr>
       <w:r>
         <w:rPr>
-          <w:lang w:val="en-GB"/>
-        </w:rPr>
-        <w:t xml:space="preserve">Two years ago, on St. Luke’s day, I began a series of Lectures on the Acts of the Apostles. This year I commence a series on the Gospel of St. Luke. Am I not reversing the order of these writings? Does not the Evangelist call that</w:t>
+          <w:smallCaps/>
+          <w:lang w:val="en-GB"/>
+        </w:rPr>
+        <w:t xml:space="preserve">Two</w:t>
+      </w:r>
+      <w:r>
+        <w:rPr>
+          <w:lang w:val="en-GB"/>
+        </w:rPr>
+        <w:t xml:space="preserve"> </w:t>
+      </w:r>
+      <w:r>
+        <w:rPr>
+          <w:lang w:val="en-GB"/>
+        </w:rPr>
+        <w:t xml:space="preserve">years ago, on St. Luke’s day, I began a series of Lectures on the Acts of the Apostles. This year I commence a series on the Gospel of St. Luke. Am I not reversing the order of these writings? Does not the Evangelist call that</w:t>
       </w:r>
       <w:r>
         <w:rPr>
@@ -1615,7 +1666,26 @@
         <w:rPr>
           <w:lang w:val="en-GB"/>
         </w:rPr>
-        <w:t xml:space="preserve">And Mary said, My soul doth magnify the Lord, and my spirit hath rejoiced in God my Saviour. For he hath regarded the low estate of his handmaiden: for, behold, from henceforth all generations shall call me blessed.—St. Luke i. 46-48.</w:t>
+        <w:t xml:space="preserve">And Mary said, My soul doth magnify the Lord, and my spirit hath rejoiced in God my Saviour. For he hath regarded the low estate of his handmaiden: for, behold, from henceforth all generations shall call me blessed.—</w:t>
+      </w:r>
+      <w:r>
+        <w:rPr>
+          <w:smallCaps/>
+          <w:lang w:val="en-GB"/>
+        </w:rPr>
+        <w:t xml:space="preserve">St. Luke</w:t>
+      </w:r>
+      <w:r>
+        <w:rPr>
+          <w:lang w:val="en-GB"/>
+        </w:rPr>
+        <w:t xml:space="preserve"> </w:t>
+      </w:r>
+      <w:r>
+        <w:rPr>
+          <w:lang w:val="en-GB"/>
+        </w:rPr>
+        <w:t xml:space="preserve">i. 46-48.</w:t>
       </w:r>
     </w:p>
     <w:p>
@@ -1624,9 +1694,22 @@
       </w:pPr>
       <w:r>
         <w:rPr>
-          <w:lang w:val="en-GB"/>
-        </w:rPr>
-        <w:t xml:space="preserve">St. Luke’s introduction, which we considered last Sunday, is strictly prosaic. He speaks of the carefulness with which he had studied the reports of those who had been eyewitnesses of Christ’s acts. He claims no exemption from the ordinary toils of a historian. He seems to think that he is more bound to perform them because his subject is so awful, and because he believes himself divinely called to unfold it.</w:t>
+          <w:smallCaps/>
+          <w:lang w:val="en-GB"/>
+        </w:rPr>
+        <w:t xml:space="preserve">St. Luke’s</w:t>
+      </w:r>
+      <w:r>
+        <w:rPr>
+          <w:lang w:val="en-GB"/>
+        </w:rPr>
+        <w:t xml:space="preserve"> </w:t>
+      </w:r>
+      <w:r>
+        <w:rPr>
+          <w:lang w:val="en-GB"/>
+        </w:rPr>
+        <w:t xml:space="preserve">introduction, which we considered last Sunday, is strictly prosaic. He speaks of the carefulness with which he had studied the reports of those who had been eyewitnesses of Christ’s acts. He claims no exemption from the ordinary toils of a historian. He seems to think that he is more bound to perform them because his subject is so awful, and because he believes himself divinely called to unfold it.</w:t>
       </w:r>
     </w:p>
     <w:p>
@@ -2001,7 +2084,26 @@
         <w:rPr>
           <w:lang w:val="en-GB"/>
         </w:rPr>
-        <w:t xml:space="preserve">And suddenly there was with the angel a multitude of the heavenly host praising God, and saying, Glory to God in the highest, and on earth peace, good will toward men.—ST. LUKE ii. 13, 14.</w:t>
+        <w:t xml:space="preserve">And suddenly there was with the angel a multitude of the heavenly host praising God, and saying, Glory to God in the highest, and on earth peace, good will toward men.—</w:t>
+      </w:r>
+      <w:r>
+        <w:rPr>
+          <w:smallCaps/>
+          <w:lang w:val="en-GB"/>
+        </w:rPr>
+        <w:t xml:space="preserve">St. Luke</w:t>
+      </w:r>
+      <w:r>
+        <w:rPr>
+          <w:lang w:val="en-GB"/>
+        </w:rPr>
+        <w:t xml:space="preserve"> </w:t>
+      </w:r>
+      <w:r>
+        <w:rPr>
+          <w:lang w:val="en-GB"/>
+        </w:rPr>
+        <w:t xml:space="preserve">ii. 13, 14.</w:t>
       </w:r>
     </w:p>
     <w:p>
@@ -2012,7 +2114,32 @@
         <w:rPr>
           <w:lang w:val="en-GB"/>
         </w:rPr>
-        <w:t xml:space="preserve">I. (1.) The Birth of Jesus is the first subject which comes before us in this chapter. That He was born at Nazareth, not, as St. Luke says, at Bethlehem, is the opinion of most who suppose the Evangelists to be the biographers of a great and favourite Teacher, an eminent Galilean Reformer. It is difficult to understand how they could arrive at any other conclusion. If Jesus was not a King, in any real sense of the word, the notion that He was born in the city of David must have been a fancy of those who supposed Him to possess that honour. There is no need of argument to prove that the two beliefs stand or fall together. The attempt to sustain the credit of the place when that which gives it all its fitness is gone must be a futile one. Therefore, I conceive that modern critics may reckon upon an easy triumph over those who hold the language and adopt the mode of thinking which prevails among us. If we separate the Saviour from the King, or use that last title in some metaphorical sense—even though we suppose it may acquire a real sense in some future age—we must not be surprised if other men draw the natural inference from such premises; if, the substance of the evangelical message having disappeared, they say that its accidents cannot remain. I apprehend it is better on all accounts that Nazareth should receive the honour heretofore bestowed on Bethlehem, unless we confess the reason for which it was bestowed. We shall sink into a poor rabbinical habit of mind if we ground our opinion that Jesus was the Christ upon the concurrence of his birthplace with some supposed prediction. St. John has taught us, in his seventh chapter, to what that slavish feeling about the letter of a prophecy leads, when its purpose has been overlooked. The officers who were sent by the chief priests to take Jesus, came back without Him, saying,</w:t>
+        <w:t xml:space="preserve">I. (1.)</w:t>
+      </w:r>
+      <w:r>
+        <w:rPr>
+          <w:lang w:val="en-GB"/>
+        </w:rPr>
+        <w:t xml:space="preserve"> </w:t>
+      </w:r>
+      <w:r>
+        <w:rPr>
+          <w:smallCaps/>
+          <w:lang w:val="en-GB"/>
+        </w:rPr>
+        <w:t xml:space="preserve">The</w:t>
+      </w:r>
+      <w:r>
+        <w:rPr>
+          <w:lang w:val="en-GB"/>
+        </w:rPr>
+        <w:t xml:space="preserve"> </w:t>
+      </w:r>
+      <w:r>
+        <w:rPr>
+          <w:lang w:val="en-GB"/>
+        </w:rPr>
+        <w:t xml:space="preserve">Birth of Jesus is the first subject which comes before us in this chapter. That He was born at Nazareth, not, as St. Luke says, at Bethlehem, is the opinion of most who suppose the Evangelists to be the biographers of a great and favourite Teacher, an eminent Galilean Reformer. It is difficult to understand how they could arrive at any other conclusion. If Jesus was not a King, in any real sense of the word, the notion that He was born in the city of David must have been a fancy of those who supposed Him to possess that honour. There is no need of argument to prove that the two beliefs stand or fall together. The attempt to sustain the credit of the place when that which gives it all its fitness is gone must be a futile one. Therefore, I conceive that modern critics may reckon upon an easy triumph over those who hold the language and adopt the mode of thinking which prevails among us. If we separate the Saviour from the King, or use that last title in some metaphorical sense—even though we suppose it may acquire a real sense in some future age—we must not be surprised if other men draw the natural inference from such premises; if, the substance of the evangelical message having disappeared, they say that its accidents cannot remain. I apprehend it is better on all accounts that Nazareth should receive the honour heretofore bestowed on Bethlehem, unless we confess the reason for which it was bestowed. We shall sink into a poor rabbinical habit of mind if we ground our opinion that Jesus was the Christ upon the concurrence of his birthplace with some supposed prediction. St. John has taught us, in his seventh chapter, to what that slavish feeling about the letter of a prophecy leads, when its purpose has been overlooked. The officers who were sent by the chief priests to take Jesus, came back without Him, saying,</w:t>
       </w:r>
       <w:r>
         <w:rPr>
@@ -2331,7 +2458,26 @@
         <w:rPr>
           <w:lang w:val="en-GB"/>
         </w:rPr>
-        <w:t xml:space="preserve">And as the people were in expectation, and all men mused in their hearts of John, whether he were the Christ, or not; John answered, saying unto them all, I indeed baptize you with water; but one mightier than I cometh, the latchet of whose shoes I am not worthy to unloose: he shall baptize you with the Holy Ghost and with fire.—St. Luke iii. 15, 16.</w:t>
+        <w:t xml:space="preserve">And as the people were in expectation, and all men mused in their hearts of John, whether he were the Christ, or not; John answered, saying unto them all, I indeed baptize you with water; but one mightier than I cometh, the latchet of whose shoes I am not worthy to unloose: he shall baptize you with the Holy Ghost and with fire.—</w:t>
+      </w:r>
+      <w:r>
+        <w:rPr>
+          <w:smallCaps/>
+          <w:lang w:val="en-GB"/>
+        </w:rPr>
+        <w:t xml:space="preserve">St. Luke</w:t>
+      </w:r>
+      <w:r>
+        <w:rPr>
+          <w:lang w:val="en-GB"/>
+        </w:rPr>
+        <w:t xml:space="preserve"> </w:t>
+      </w:r>
+      <w:r>
+        <w:rPr>
+          <w:lang w:val="en-GB"/>
+        </w:rPr>
+        <w:t xml:space="preserve">iii. 15, 16.</w:t>
       </w:r>
     </w:p>
     <w:p>
@@ -2340,9 +2486,22 @@
       </w:pPr>
       <w:r>
         <w:rPr>
-          <w:lang w:val="en-GB"/>
-        </w:rPr>
-        <w:t xml:space="preserve">In the homage of the infant John to the infant Jesus, painters have striven to express the contrast between them. The Evangelists present this contrast to us quite differently. St. Luke indicated it in his narrative of the two births; the full declaration of it is in the words I have just read to you. They correspond almost literally with some which you will find in the third chapter of St. Matthew. They are in substance adapted by St. Mark in his opening chapter. I do not complain of the painters for departing from the text of Scripture, and adopting traditions which had become part of the oral teaching of Christendom. Every great picture has helped to elevate these traditions, to bring out their moral significance, to suggest the study of the books which have been darkened by them. Other influences have been, and are more pernicious, than any which have proceeded from artists; but their works, especially when they have been of a soft and sentimental character, have contributed to a result which they could not foresee. Together with the acts of devotion which have been directed to the sacred heart of Jesus, with the society which has profaned that name, with all the books and discourses of Romanists or of Protestants which have separated it from the Christ, they have led us to think that the difference between the Baptist and Him whose shoes he was not worthy to stoop down and unloose, was the difference between a certain rough human excellence and a certain transcendent superhuman grace and sweetness. The Lord Jesus is set before us not exactly as a Divine Person, not exactly as a human person. Some qualities, which we suppose to be divine, are mixed confusedly with some which we suppose to be human. There is a certain amount of awe awakened by the first—an awe which interferes with sympathy. There is a certain amount of sympathy awakened by the last—a sympathy which diminishes the awe. We feel such a state of mind to be one that, we cannot retain; we accept one of two alternatives. The image which we had tried to bring near recedes into an immeasurable distance; we are afraid to think of it; practically we dismiss it from our minds. Or else it is stripped of all that made it wonderful and adorable to our childhood. It shrinks into the form of one whose acts we can easily measure and interpret, to whom we attribute whatever of moral excellence does not too much throw our own into the shade, to whom we at last impute an untruthfulness which we acknowledge would be disgraceful in any teacher of our century. Very painful it is to describe this habit of thinking simply and distinctly. But it must be described, because it is a prevalent one, and is likely to be more prevalent; because we who preach the Gospel are in a very great degree answerable for it; because it should teach us to consider our ways and to repent of much for which we have given ourselves credit. If it does produce that repentance in us, we may be led back to the direct statements of the Evangelists, and through them to the belief which is contained in our Creeds; the belief not in a half-God and half-man, but in One who is very God, and therefore very Man; the perfect image of the Father, and for that reason the image after which we are created. What healthiness and freedom of mind, what deliverance from mawkishness and superstition, what a standard of morality for ourselves, what mercy to others, we should gain if we did heartily receive that old faith, I think we none of us know, though God may make our children know it. We and they may have to learn another lesson first; that there is a path to the most grovelling and the most antiquated forms of superstition and idolatry—to the most utter confusion of truth and falsehood—through those attempts to divide Jesus from the King and the Son of God, which many regard as the greatest achievements of modern refinement and discrimination.</w:t>
+          <w:smallCaps/>
+          <w:lang w:val="en-GB"/>
+        </w:rPr>
+        <w:t xml:space="preserve">In</w:t>
+      </w:r>
+      <w:r>
+        <w:rPr>
+          <w:lang w:val="en-GB"/>
+        </w:rPr>
+        <w:t xml:space="preserve"> </w:t>
+      </w:r>
+      <w:r>
+        <w:rPr>
+          <w:lang w:val="en-GB"/>
+        </w:rPr>
+        <w:t xml:space="preserve">the homage of the infant John to the infant Jesus, painters have striven to express the contrast between them. The Evangelists present this contrast to us quite differently. St. Luke indicated it in his narrative of the two births; the full declaration of it is in the words I have just read to you. They correspond almost literally with some which you will find in the third chapter of St. Matthew. They are in substance adapted by St. Mark in his opening chapter. I do not complain of the painters for departing from the text of Scripture, and adopting traditions which had become part of the oral teaching of Christendom. Every great picture has helped to elevate these traditions, to bring out their moral significance, to suggest the study of the books which have been darkened by them. Other influences have been, and are more pernicious, than any which have proceeded from artists; but their works, especially when they have been of a soft and sentimental character, have contributed to a result which they could not foresee. Together with the acts of devotion which have been directed to the sacred heart of Jesus, with the society which has profaned that name, with all the books and discourses of Romanists or of Protestants which have separated it from the Christ, they have led us to think that the difference between the Baptist and Him whose shoes he was not worthy to stoop down and unloose, was the difference between a certain rough human excellence and a certain transcendent superhuman grace and sweetness. The Lord Jesus is set before us not exactly as a Divine Person, not exactly as a human person. Some qualities, which we suppose to be divine, are mixed confusedly with some which we suppose to be human. There is a certain amount of awe awakened by the first—an awe which interferes with sympathy. There is a certain amount of sympathy awakened by the last—a sympathy which diminishes the awe. We feel such a state of mind to be one that, we cannot retain; we accept one of two alternatives. The image which we had tried to bring near recedes into an immeasurable distance; we are afraid to think of it; practically we dismiss it from our minds. Or else it is stripped of all that made it wonderful and adorable to our childhood. It shrinks into the form of one whose acts we can easily measure and interpret, to whom we attribute whatever of moral excellence does not too much throw our own into the shade, to whom we at last impute an untruthfulness which we acknowledge would be disgraceful in any teacher of our century. Very painful it is to describe this habit of thinking simply and distinctly. But it must be described, because it is a prevalent one, and is likely to be more prevalent; because we who preach the Gospel are in a very great degree answerable for it; because it should teach us to consider our ways and to repent of much for which we have given ourselves credit. If it does produce that repentance in us, we may be led back to the direct statements of the Evangelists, and through them to the belief which is contained in our Creeds; the belief not in a half-God and half-man, but in One who is very God, and therefore very Man; the perfect image of the Father, and for that reason the image after which we are created. What healthiness and freedom of mind, what deliverance from mawkishness and superstition, what a standard of morality for ourselves, what mercy to others, we should gain if we did heartily receive that old faith, I think we none of us know, though God may make our children know it. We and they may have to learn another lesson first; that there is a path to the most grovelling and the most antiquated forms of superstition and idolatry—to the most utter confusion of truth and falsehood—through those attempts to divide Jesus from the King and the Son of God, which many regard as the greatest achievements of modern refinement and discrimination.</w:t>
       </w:r>
     </w:p>
     <w:p>
@@ -2787,7 +2946,26 @@
         <w:rPr>
           <w:lang w:val="en-GB"/>
         </w:rPr>
-        <w:t xml:space="preserve">And when the devil had ended all his temptation, he departed from him for a season.—St. LUKE iv. 13.</w:t>
+        <w:t xml:space="preserve">And when the devil had ended all his temptation, he departed from him for a season.—</w:t>
+      </w:r>
+      <w:r>
+        <w:rPr>
+          <w:smallCaps/>
+          <w:lang w:val="en-GB"/>
+        </w:rPr>
+        <w:t xml:space="preserve">St. Luke</w:t>
+      </w:r>
+      <w:r>
+        <w:rPr>
+          <w:lang w:val="en-GB"/>
+        </w:rPr>
+        <w:t xml:space="preserve"> </w:t>
+      </w:r>
+      <w:r>
+        <w:rPr>
+          <w:lang w:val="en-GB"/>
+        </w:rPr>
+        <w:t xml:space="preserve">iv. 13.</w:t>
       </w:r>
     </w:p>
     <w:p>
@@ -2796,9 +2974,22 @@
       </w:pPr>
       <w:r>
         <w:rPr>
-          <w:lang w:val="en-GB"/>
-        </w:rPr>
-        <w:t xml:space="preserve">The story of the Baptism of Jesus is followed, in this Gospel, by a genealogy ascending to Adam. He who has been declared to be the Son of God, we are reminded, is emphatically the Son of Man. He is connected not merely with the family of Abraham, though His descent is traced through that. He is marked out as the Head of the race. If the ordinary succession from father to son has been interrupted, in His case, to assert a higher principle, to denote the express relation of the Lord of man to God, that succession has not been dishonoured. It has acquired a new sacredness from the interruption. Each birth into this world has a dignity which it must want, if the message at the Baptism was a fiction. If you dwell on this use of the genealogy, and compare it with the words of St. Paul, which must have been so familiar to St. Luke, respecting the first and the second Adam, you will not, I think, be disposed to occupy yourselves with minute questions about special links which may appear or may be wanting in the series. The discovery that there are difficulties in it which we cannot explain, has, I doubt not, been of great use, in forcing us to seek more for the sense and purpose of the Divine narratives. Whilst we are slaves to the letter, as I shall often have occasion to shew you in these lectures, the force of the letter escapes us; we continually pass over or pervert the plainest and broadest statements. To emancipate us from this slavery, to make us honest students of God’s Revelations, to give us some adequate feeling of their grandeur, He may use many methods. That of confounding our ingenuity, and of obliging us to see inconsistencies which we cannot account for, is perhaps the one which humbles us most, and therefore for which we have most cause to be thankful. At all events, I have no solutions to offer of any difficulties which have been raised about this list of names; if I had, I hope I should not trouble you with them, knowing that you are busy men, and have not time for trifles.</w:t>
+          <w:smallCaps/>
+          <w:lang w:val="en-GB"/>
+        </w:rPr>
+        <w:t xml:space="preserve">The</w:t>
+      </w:r>
+      <w:r>
+        <w:rPr>
+          <w:lang w:val="en-GB"/>
+        </w:rPr>
+        <w:t xml:space="preserve"> </w:t>
+      </w:r>
+      <w:r>
+        <w:rPr>
+          <w:lang w:val="en-GB"/>
+        </w:rPr>
+        <w:t xml:space="preserve">story of the Baptism of Jesus is followed, in this Gospel, by a genealogy ascending to Adam. He who has been declared to be the Son of God, we are reminded, is emphatically the Son of Man. He is connected not merely with the family of Abraham, though His descent is traced through that. He is marked out as the Head of the race. If the ordinary succession from father to son has been interrupted, in His case, to assert a higher principle, to denote the express relation of the Lord of man to God, that succession has not been dishonoured. It has acquired a new sacredness from the interruption. Each birth into this world has a dignity which it must want, if the message at the Baptism was a fiction. If you dwell on this use of the genealogy, and compare it with the words of St. Paul, which must have been so familiar to St. Luke, respecting the first and the second Adam, you will not, I think, be disposed to occupy yourselves with minute questions about special links which may appear or may be wanting in the series. The discovery that there are difficulties in it which we cannot explain, has, I doubt not, been of great use, in forcing us to seek more for the sense and purpose of the Divine narratives. Whilst we are slaves to the letter, as I shall often have occasion to shew you in these lectures, the force of the letter escapes us; we continually pass over or pervert the plainest and broadest statements. To emancipate us from this slavery, to make us honest students of God’s Revelations, to give us some adequate feeling of their grandeur, He may use many methods. That of confounding our ingenuity, and of obliging us to see inconsistencies which we cannot account for, is perhaps the one which humbles us most, and therefore for which we have most cause to be thankful. At all events, I have no solutions to offer of any difficulties which have been raised about this list of names; if I had, I hope I should not trouble you with them, knowing that you are busy men, and have not time for trifles.</w:t>
       </w:r>
     </w:p>
     <w:p>
@@ -3291,7 +3482,26 @@
         <w:rPr>
           <w:lang w:val="en-GB"/>
         </w:rPr>
-        <w:t xml:space="preserve">And in the synagogue there was a man which had a spirit of an unclean devil, and cried out with a loud voice, saying, Let us alone; what have we to do with thee, thou Jesus of Nazareth? art thou come to destroy us? I know thee who thou art; the Holy One of God.—St. Luke iv. 33, 34.</w:t>
+        <w:t xml:space="preserve">And in the synagogue there was a man which had a spirit of an unclean devil, and cried out with a loud voice, saying, Let us alone; what have we to do with thee, thou Jesus of Nazareth? art thou come to destroy us? I know thee who thou art; the Holy One of God.—</w:t>
+      </w:r>
+      <w:r>
+        <w:rPr>
+          <w:smallCaps/>
+          <w:lang w:val="en-GB"/>
+        </w:rPr>
+        <w:t xml:space="preserve">St. Luke</w:t>
+      </w:r>
+      <w:r>
+        <w:rPr>
+          <w:lang w:val="en-GB"/>
+        </w:rPr>
+        <w:t xml:space="preserve"> </w:t>
+      </w:r>
+      <w:r>
+        <w:rPr>
+          <w:lang w:val="en-GB"/>
+        </w:rPr>
+        <w:t xml:space="preserve">iv. 33, 34.</w:t>
       </w:r>
     </w:p>
     <w:p>
@@ -3300,9 +3510,22 @@
       </w:pPr>
       <w:r>
         <w:rPr>
-          <w:lang w:val="en-GB"/>
-        </w:rPr>
-        <w:t xml:space="preserve">The superstition which connects demons with wilderness has been used, as I told you last Sunday, to explain our Lord’s temptation. I shewed you that the explanation had nothing to do with the story which is given us by the Evangelists. They speak of no demons in the desert. They describe the encounter of the spirit of Christ with the spirit of evil; the test of their veracity lies in the experience of human beings in cities as much as deserts, in one period as much as another.</w:t>
+          <w:smallCaps/>
+          <w:lang w:val="en-GB"/>
+        </w:rPr>
+        <w:t xml:space="preserve">The</w:t>
+      </w:r>
+      <w:r>
+        <w:rPr>
+          <w:lang w:val="en-GB"/>
+        </w:rPr>
+        <w:t xml:space="preserve"> </w:t>
+      </w:r>
+      <w:r>
+        <w:rPr>
+          <w:lang w:val="en-GB"/>
+        </w:rPr>
+        <w:t xml:space="preserve">superstition which connects demons with wilderness has been used, as I told you last Sunday, to explain our Lord’s temptation. I shewed you that the explanation had nothing to do with the story which is given us by the Evangelists. They speak of no demons in the desert. They describe the encounter of the spirit of Christ with the spirit of evil; the test of their veracity lies in the experience of human beings in cities as much as deserts, in one period as much as another.</w:t>
       </w:r>
     </w:p>
     <w:p>
@@ -3370,7 +3593,7 @@
         <w:rPr>
           <w:lang w:val="en-GB"/>
         </w:rPr>
-        <w:t xml:space="preserve">His acts we must account for as those writers account for them. He must have been subject to accesses of gross delusion; when He had deluded Himself, He will have practised on the credulity of those who surrounded Him. That is one view of His life; supposing we do not adopt it, we ought to be consistent in maintaining the other. Supposing we call Jesus a Redeemer, we are bound to expect that He would give some tokens of redeeming power. We are bound severely to question those who record His acts, whether He did, and if He did what those tokens were. If the Evangelists can tell us of no such tokens, they are mocking us: if the tokens are not such as concern human beings, they are not tokens for us.</w:t>
+        <w:t xml:space="preserve">His acts we must account for as those writers account for them. He must have been subject to accesses of gross delusion; when He had deluded Himself, He will have practised on the credulity of those who surrounded Him. That is one view of His life; supposing we do not adopt it, we ought to be consistent in maintaining the other. Supposing we call Jesus a Redeemer, we are bound to expect that He would give some tokens of redeeming power. We are bound severely to question those who record His acts, whether He did, and if He did what those tokens were. If the Evangelists can tell us of no such tokens, they are mocking us; if the tokens are not such as concern human beings, they are not tokens for us.</w:t>
       </w:r>
     </w:p>
     <w:p>
@@ -3734,7 +3957,26 @@
         <w:rPr>
           <w:lang w:val="en-GB"/>
         </w:rPr>
-        <w:t xml:space="preserve">And when they had this done, they inclosed a great multitude of fishes; and their net brake.—St. Luke v. 6.</w:t>
+        <w:t xml:space="preserve">And when they had this done, they inclosed a great multitude of fishes; and their net brake.—</w:t>
+      </w:r>
+      <w:r>
+        <w:rPr>
+          <w:smallCaps/>
+          <w:lang w:val="en-GB"/>
+        </w:rPr>
+        <w:t xml:space="preserve">St. Luke</w:t>
+      </w:r>
+      <w:r>
+        <w:rPr>
+          <w:lang w:val="en-GB"/>
+        </w:rPr>
+        <w:t xml:space="preserve"> </w:t>
+      </w:r>
+      <w:r>
+        <w:rPr>
+          <w:lang w:val="en-GB"/>
+        </w:rPr>
+        <w:t xml:space="preserve">v. 6.</w:t>
       </w:r>
     </w:p>
     <w:p>
@@ -3743,9 +3985,22 @@
       </w:pPr>
       <w:r>
         <w:rPr>
-          <w:lang w:val="en-GB"/>
-        </w:rPr>
-        <w:t xml:space="preserve">This chapter records a series of those acts which the Evangelists describe as signs or powers of the Kingdom of Heaven, which we commonly speak of as miracles or portents. Before we can know whether their title or ours is the best—which, at least, answers best to the narratives themselves—we should examine those narratives one by one.</w:t>
+          <w:smallCaps/>
+          <w:lang w:val="en-GB"/>
+        </w:rPr>
+        <w:t xml:space="preserve">This</w:t>
+      </w:r>
+      <w:r>
+        <w:rPr>
+          <w:lang w:val="en-GB"/>
+        </w:rPr>
+        <w:t xml:space="preserve"> </w:t>
+      </w:r>
+      <w:r>
+        <w:rPr>
+          <w:lang w:val="en-GB"/>
+        </w:rPr>
+        <w:t xml:space="preserve">chapter records a series of those acts which the Evangelists describe as signs or powers of the Kingdom of Heaven, which we commonly speak of as miracles or portents. Before we can know whether their title or ours is the best—which, at least, answers best to the narratives themselves—we should examine those narratives one by one.</w:t>
       </w:r>
     </w:p>
     <w:p>
@@ -4234,7 +4489,26 @@
         <w:rPr>
           <w:lang w:val="en-GB"/>
         </w:rPr>
-        <w:t xml:space="preserve">And he said unto them, That the Son of man is Lord also of the sabbath.—St. LUKE vi. 5.</w:t>
+        <w:t xml:space="preserve">And he said unto them, That the Son of man is Lord also of the sabbath.—</w:t>
+      </w:r>
+      <w:r>
+        <w:rPr>
+          <w:smallCaps/>
+          <w:lang w:val="en-GB"/>
+        </w:rPr>
+        <w:t xml:space="preserve">St. Luke</w:t>
+      </w:r>
+      <w:r>
+        <w:rPr>
+          <w:lang w:val="en-GB"/>
+        </w:rPr>
+        <w:t xml:space="preserve"> </w:t>
+      </w:r>
+      <w:r>
+        <w:rPr>
+          <w:lang w:val="en-GB"/>
+        </w:rPr>
+        <w:t xml:space="preserve">vi. 5.</w:t>
       </w:r>
     </w:p>
     <w:p>
@@ -4243,9 +4517,22 @@
       </w:pPr>
       <w:r>
         <w:rPr>
-          <w:lang w:val="en-GB"/>
-        </w:rPr>
-        <w:t xml:space="preserve">THERE is one topic which each of the four Evangelists dwells upon; it would not be easy to say which dwells upon it most emphatically. That topic is the Sabbath Day. Evidently they regard our Lord’s words respecting it as illustrating the whole course of His teaching and of His life. His difference with the Pharisees respecting it was not an external superficial difference. It did not concern certain cases which might be taken out of a general rule. It was radical and essential. If they were right in their maxims respecting the Sabbath, He was utterly wrong; He was a subverter of God’s law, a blasphemer of His name. If He was right, they were not carrying a true principle to excess. Their principle was false. And it infected their whole conduct; it compelled them to reject the Son of Man; to deny that a Son of Man could be the Son of God.</w:t>
+          <w:smallCaps/>
+          <w:lang w:val="en-GB"/>
+        </w:rPr>
+        <w:t xml:space="preserve">There</w:t>
+      </w:r>
+      <w:r>
+        <w:rPr>
+          <w:lang w:val="en-GB"/>
+        </w:rPr>
+        <w:t xml:space="preserve"> </w:t>
+      </w:r>
+      <w:r>
+        <w:rPr>
+          <w:lang w:val="en-GB"/>
+        </w:rPr>
+        <w:t xml:space="preserve">is one topic which each of the four Evangelists dwells upon; it would not be easy to say which dwells upon it most emphatically. That topic is the Sabbath Day. Evidently they regard our Lord’s words respecting it as illustrating the whole course of His teaching and of His life. His difference with the Pharisees respecting it was not an external superficial difference. It did not concern certain cases which might be taken out of a general rule. It was radical and essential. If they were right in their maxims respecting the Sabbath, He was utterly wrong; He was a subverter of God’s law, a blasphemer of His name. If He was right, they were not carrying a true principle to excess. Their principle was false. And it infected their whole conduct; it compelled them to reject the Son of Man; to deny that a Son of Man could be the Son of God.</w:t>
       </w:r>
     </w:p>
     <w:p>
@@ -4992,7 +5279,26 @@
         <w:rPr>
           <w:lang w:val="en-GB"/>
         </w:rPr>
-        <w:t xml:space="preserve">And when it was day he called unto him his disciples; and out of them he chose twelve, whom also he named Apostles.—St. Luke vi. 13.</w:t>
+        <w:t xml:space="preserve">And when it was day he called unto him his disciples; and out of them he chose twelve, whom also he named Apostles.—</w:t>
+      </w:r>
+      <w:r>
+        <w:rPr>
+          <w:smallCaps/>
+          <w:lang w:val="en-GB"/>
+        </w:rPr>
+        <w:t xml:space="preserve">St. Luke</w:t>
+      </w:r>
+      <w:r>
+        <w:rPr>
+          <w:lang w:val="en-GB"/>
+        </w:rPr>
+        <w:t xml:space="preserve"> </w:t>
+      </w:r>
+      <w:r>
+        <w:rPr>
+          <w:lang w:val="en-GB"/>
+        </w:rPr>
+        <w:t xml:space="preserve">vi. 13.</w:t>
       </w:r>
     </w:p>
     <w:p>
@@ -5001,9 +5307,22 @@
       </w:pPr>
       <w:r>
         <w:rPr>
-          <w:lang w:val="en-GB"/>
-        </w:rPr>
-        <w:t xml:space="preserve">We are keeping to-day the festival of him whom we call the last of the Apostles. The passage at which we have arrived in St. Luke concerns the calling of the twelve Apostles. I shall not, therefore, interrupt the order of my discourses that I may speak of St. John. We may discover what he was by considering what the function of an Apostle was. His words and acts may in turn be the greatest helps in explaining that function to us.</w:t>
+          <w:smallCaps/>
+          <w:lang w:val="en-GB"/>
+        </w:rPr>
+        <w:t xml:space="preserve">We</w:t>
+      </w:r>
+      <w:r>
+        <w:rPr>
+          <w:lang w:val="en-GB"/>
+        </w:rPr>
+        <w:t xml:space="preserve"> </w:t>
+      </w:r>
+      <w:r>
+        <w:rPr>
+          <w:lang w:val="en-GB"/>
+        </w:rPr>
+        <w:t xml:space="preserve">are keeping to-day the festival of him whom we call the last of the Apostles. The passage at which we have arrived in St. Luke concerns the calling of the twelve Apostles. I shall not, therefore, interrupt the order of my discourses that I may speak of St. John. We may discover what he was by considering what the function of an Apostle was. His words and acts may in turn be the greatest helps in explaining that function to us.</w:t>
       </w:r>
     </w:p>
     <w:p>
@@ -5541,7 +5860,26 @@
         <w:rPr>
           <w:lang w:val="en-GB"/>
         </w:rPr>
-        <w:t xml:space="preserve">And he lifted up his eyes on his disciples, and said, Blessed be ye poor, for yours is the kingdom of God.—St. Luke vi. 20.</w:t>
+        <w:t xml:space="preserve">And he lifted up his eyes on his disciples, and said, Blessed be ye poor, for yours is the kingdom of God.—</w:t>
+      </w:r>
+      <w:r>
+        <w:rPr>
+          <w:smallCaps/>
+          <w:lang w:val="en-GB"/>
+        </w:rPr>
+        <w:t xml:space="preserve">St. Luke</w:t>
+      </w:r>
+      <w:r>
+        <w:rPr>
+          <w:lang w:val="en-GB"/>
+        </w:rPr>
+        <w:t xml:space="preserve"> </w:t>
+      </w:r>
+      <w:r>
+        <w:rPr>
+          <w:lang w:val="en-GB"/>
+        </w:rPr>
+        <w:t xml:space="preserve">vi. 20.</w:t>
       </w:r>
     </w:p>
     <w:p>
@@ -5550,9 +5888,22 @@
       </w:pPr>
       <w:r>
         <w:rPr>
-          <w:lang w:val="en-GB"/>
-        </w:rPr>
-        <w:t xml:space="preserve">So begins a discourse which has often been said to contain a code of very high morality for those who forsake the low level of the crowd, and aim at a specially elevated standard of excellence. The previous sentence explains to whom the discourse was addressed.</w:t>
+          <w:smallCaps/>
+          <w:lang w:val="en-GB"/>
+        </w:rPr>
+        <w:t xml:space="preserve">So</w:t>
+      </w:r>
+      <w:r>
+        <w:rPr>
+          <w:lang w:val="en-GB"/>
+        </w:rPr>
+        <w:t xml:space="preserve"> </w:t>
+      </w:r>
+      <w:r>
+        <w:rPr>
+          <w:lang w:val="en-GB"/>
+        </w:rPr>
+        <w:t xml:space="preserve">begins a discourse which has often been said to contain a code of very high morality for those who forsake the low level of the crowd, and aim at a specially elevated standard of excellence. The previous sentence explains to whom the discourse was addressed.</w:t>
       </w:r>
       <w:r>
         <w:rPr>
@@ -5752,7 +6103,7 @@
         <w:rPr>
           <w:lang w:val="en-GB"/>
         </w:rPr>
-        <w:t xml:space="preserve">Most startling, when they were translated into these:</w:t>
+        <w:t xml:space="preserve">Most startling, when they were translated into these,</w:t>
       </w:r>
       <w:r>
         <w:rPr>
@@ -6090,7 +6441,7 @@
         <w:rPr>
           <w:lang w:val="en-GB"/>
         </w:rPr>
-        <w:t xml:space="preserve">Those who confine this discourse to saints speedily contradict themselves. When they bring forth evidences of Christianity, or evidences of the influence of the Catholic Church, they appeal to the power which the Cross, with its proclamation of divine forgiveness to enemies, has exercised over the wild warring tribes that have fashioned modern Europe. They ask whether the conscience of those tribes, in the midst of all their bloody feuds and acts of personal vengeance, did not stoop to the authority of a Prince of Peace; whether it did not confess Him as King of kings and Lord of lords; whether it did not acknowledge those as especially His ministers who, in bodily weakness—in defiance of the physically strong, showed forth the loving-kindness which they said was His, and claimed the serf and the noble as alike His subjects and His brethren. The facts cannot be gainsaid. They are written in sunbeams on all the darkest pages of modern history. What do they prove? Surely that our Lord was not proclaiming a code which was at variance with civil order and obedience—a transcendental morality—but principles which were the foundation of civil order and obedience; principles which were to undermine and uproot the very evils which all national codes are endeavouring to counteract. The national code—the most exalted, the most divine code—can only forbid, only counteract. If it aspires to do more; if it strives to extirpate vices instead of to punish crimes; if it enjoins virtues instead of demanding simple submission to its decrees; it proves its own impotence. It is always asking for help to do that which it cannot do. It wants a power to make the obedience which it needs voluntary; to kindle the patriotism without which it will only be directed to a herd of animals, not a race of men. Wherever there has been a voluntary obedience, wherever there has been a patriotism which has made men willing to die that their land might not be in the possession of strangers, there has been faith in an unseen Ruler; there has been a confidence that He wills men to be free. The Jewish history interprets other history. It shews what has been the source of law and freedom: what has been the destruction of both; what has been the preservation of both. This discourse, because it proclaims a more universal principle than the Jewish or national principle, is supposed to set that aside. I accept our Lord’s words,</w:t>
+        <w:t xml:space="preserve">Those who confine this discourse to saints speedily contradict themselves. When they bring forth evidences of Christianity, or evidences of the influence of the Catholic Church, they appeal to the power which the Cross, with its proclamation of divine forgiveness to enemies, has exercised over the wild warring tribes that have fashioned modern Europe. They ask whether the conscience of those tribes, in the midst of all their bloody feuds and acts of personal vengeance, did not stoop to the authority of a Prince of Peace; whether it did not confess Him as King of kings and Lord of lords; whether it did not acknowledge those as especially His ministers who, in bodily weakness—in defiance of the physically strong, showed forth the loving-kindness which they said was His, and claimed the serf and the noble as alike His subjects and His brethren. The facts cannot be gainsaid. They are written in sunbeams on all the darkest pages of modern history. What do they prove? Surely that our Lord was not proclaiming a code which was at variance with civil order and obedience—a transcendental morality—but principles which were the foundation of civil order and obedience; principles which were to undermine and uproot the very evils which all national codes are endeavouring to counteract. The national code—the most exalted, the most divine code—can only forbid, only counteract. If it aspires to do more; if it strives to extirpate vices instead of to punish crimes; if it enjoins virtues instead of demanding simple submission to its decrees; it proves its own impotence. It is always asking for help to do that which it cannot do. It wants a power to make the obedience which it needs voluntary; to kindle the patriotism without which it will only be directed to a herd of animals, not a race of men. Wherever there has been a voluntary obedience, wherever there has been a patriotism which has made men willing to die that their land might not be in the possession of strangers, there has been faith in an unseen Ruler; there has been a confidence that He wills men to be free. The Jewish history interprets other history. It shews what has been the source of law and freedom; what has been the destruction of both; what has been the preservation of both. This discourse, because it proclaims a more universal principle than the Jewish or national principle, is supposed to set that aside. I accept our Lord’s words,</w:t>
       </w:r>
       <w:r>
         <w:rPr>
@@ -6310,7 +6661,26 @@
         <w:rPr>
           <w:lang w:val="en-GB"/>
         </w:rPr>
-        <w:t xml:space="preserve">And he said to the woman, Thy faith hath saved thee. Go in peace.—St. LUKE vii. 50.</w:t>
+        <w:t xml:space="preserve">And he said to the woman, Thy faith hath saved thee. Go in peace.—</w:t>
+      </w:r>
+      <w:r>
+        <w:rPr>
+          <w:smallCaps/>
+          <w:lang w:val="en-GB"/>
+        </w:rPr>
+        <w:t xml:space="preserve">St. Luke</w:t>
+      </w:r>
+      <w:r>
+        <w:rPr>
+          <w:lang w:val="en-GB"/>
+        </w:rPr>
+        <w:t xml:space="preserve"> </w:t>
+      </w:r>
+      <w:r>
+        <w:rPr>
+          <w:lang w:val="en-GB"/>
+        </w:rPr>
+        <w:t xml:space="preserve">vii. 50.</w:t>
       </w:r>
     </w:p>
     <w:p>
@@ -6319,9 +6689,22 @@
       </w:pPr>
       <w:r>
         <w:rPr>
-          <w:lang w:val="en-GB"/>
-        </w:rPr>
-        <w:t xml:space="preserve">The Epiphany, or Manifestation of Christ to the wise men who came from the East, is the introduction to a number of Epiphanies or Manifestations which are commemorated in the Epistles and Gospels for these Sundays. All the acts of Christ upon earth—though there are other aspects of them to which our minds are directed at other seasons—may be most fittingly contemplated under this aspect. I shall, I think, be doing my best to illustrate the different topics which are brought before us in the 7th chapter of St. Luke, if I trace this thread through them all. I have chosen the last verse of the chapter as my text, not only for its own sake, but because it bears upon all the previous manifestations of which the Evangelist has been speaking.</w:t>
+          <w:smallCaps/>
+          <w:lang w:val="en-GB"/>
+        </w:rPr>
+        <w:t xml:space="preserve">The</w:t>
+      </w:r>
+      <w:r>
+        <w:rPr>
+          <w:lang w:val="en-GB"/>
+        </w:rPr>
+        <w:t xml:space="preserve"> </w:t>
+      </w:r>
+      <w:r>
+        <w:rPr>
+          <w:lang w:val="en-GB"/>
+        </w:rPr>
+        <w:t xml:space="preserve">Epiphany, or Manifestation of Christ to the wise men who came from the East, is the introduction to a number of Epiphanies or Manifestations which are commemorated in the Epistles and Gospels for these Sundays. All the acts of Christ upon earth—though there are other aspects of them to which our minds are directed at other seasons—may be most fittingly contemplated under this aspect. I shall, I think, be doing my best to illustrate the different topics which are brought before us in the 7th chapter of St. Luke, if I trace this thread through them all. I have chosen the last verse of the chapter as my text, not only for its own sake, but because it bears upon all the previous manifestations of which the Evangelist has been speaking.</w:t>
       </w:r>
     </w:p>
     <w:p>
@@ -6626,7 +7009,32 @@
         <w:rPr>
           <w:lang w:val="en-GB"/>
         </w:rPr>
-        <w:t xml:space="preserve">And his disciples asked him, saying, What might this parable be?— St. LUKE viii. 9.</w:t>
+        <w:t xml:space="preserve">And his disciples asked him, saying, What might this parable be?—</w:t>
+      </w:r>
+      <w:r>
+        <w:rPr>
+          <w:lang w:val="en-GB"/>
+        </w:rPr>
+        <w:t xml:space="preserve"> </w:t>
+      </w:r>
+      <w:r>
+        <w:rPr>
+          <w:smallCaps/>
+          <w:lang w:val="en-GB"/>
+        </w:rPr>
+        <w:t xml:space="preserve">St. Luke</w:t>
+      </w:r>
+      <w:r>
+        <w:rPr>
+          <w:lang w:val="en-GB"/>
+        </w:rPr>
+        <w:t xml:space="preserve"> </w:t>
+      </w:r>
+      <w:r>
+        <w:rPr>
+          <w:lang w:val="en-GB"/>
+        </w:rPr>
+        <w:t xml:space="preserve">viii. 9.</w:t>
       </w:r>
     </w:p>
     <w:p>
@@ -6635,9 +7043,22 @@
       </w:pPr>
       <w:r>
         <w:rPr>
-          <w:lang w:val="en-GB"/>
-        </w:rPr>
-        <w:t xml:space="preserve">This chapter contains the first parable which St. Luke has reported. That parable may be called in one sense the parable of parables. St. Matthew and St. Mark both put it before the others; both connect it with a special explanation, and with the reason which our Lord gives for teaching by parables generally. Our thoughts are therefore naturally drawn to this subject, and I shall keep it before me throughout this lecture.</w:t>
+          <w:smallCaps/>
+          <w:lang w:val="en-GB"/>
+        </w:rPr>
+        <w:t xml:space="preserve">This</w:t>
+      </w:r>
+      <w:r>
+        <w:rPr>
+          <w:lang w:val="en-GB"/>
+        </w:rPr>
+        <w:t xml:space="preserve"> </w:t>
+      </w:r>
+      <w:r>
+        <w:rPr>
+          <w:lang w:val="en-GB"/>
+        </w:rPr>
+        <w:t xml:space="preserve">chapter contains the first parable which St. Luke has reported. That parable may be called in one sense the parable of parables. St. Matthew and St. Mark both put it before the others; both connect it with a special explanation, and with the reason which our Lord gives for teaching by parables generally. Our thoughts are therefore naturally drawn to this subject, and I shall keep it before me throughout this lecture.</w:t>
       </w:r>
     </w:p>
     <w:p>
@@ -7183,7 +7604,26 @@
         <w:rPr>
           <w:lang w:val="en-GB"/>
         </w:rPr>
-        <w:t xml:space="preserve">For whosoever shall be ashamed of me and of my words, of him shall the Son of man be ashamed, when he shall come in his own glory, and in his Father’s, and of the holy angels. But I tell you of a truth, there be some standing here, which shall not taste of death, till they see the kingdom of God.— St. Luke, ix. 26, 27.</w:t>
+        <w:t xml:space="preserve">For whosoever shall be ashamed of me and of my words, of him shall the Son of man be ashamed, when he shall come in his own glory, and in his Father’s, and of the holy angels. But I tell you of a truth, there be some standing here, which shall not taste of death, till they see the kingdom of God.—</w:t>
+      </w:r>
+      <w:r>
+        <w:rPr>
+          <w:lang w:val="en-GB"/>
+        </w:rPr>
+        <w:t xml:space="preserve"> </w:t>
+      </w:r>
+      <w:r>
+        <w:rPr>
+          <w:smallCaps/>
+          <w:lang w:val="en-GB"/>
+        </w:rPr>
+        <w:t xml:space="preserve">St. Luke</w:t>
+      </w:r>
+      <w:r>
+        <w:rPr>
+          <w:lang w:val="en-GB"/>
+        </w:rPr>
+        <w:t xml:space="preserve">, ix. 26, 27.</w:t>
       </w:r>
     </w:p>
     <w:p>
@@ -7192,9 +7632,22 @@
       </w:pPr>
       <w:r>
         <w:rPr>
-          <w:lang w:val="en-GB"/>
-        </w:rPr>
-        <w:t xml:space="preserve">In every one of the three Gospels which record the Transfiguration, these words, or words nearly identical with these, introduce the narrative of it. We should not forget them if we wish to know how the Evangelists regarded that event. But they are equally important for the illustration of every other passage in this chapter; how important they are for the life of each one of us—of each minister of Christ especially ——may He enable us to consider.</w:t>
+          <w:smallCaps/>
+          <w:lang w:val="en-GB"/>
+        </w:rPr>
+        <w:t xml:space="preserve">In</w:t>
+      </w:r>
+      <w:r>
+        <w:rPr>
+          <w:lang w:val="en-GB"/>
+        </w:rPr>
+        <w:t xml:space="preserve"> </w:t>
+      </w:r>
+      <w:r>
+        <w:rPr>
+          <w:lang w:val="en-GB"/>
+        </w:rPr>
+        <w:t xml:space="preserve">every one of the three Gospels which record the Transfiguration, these words, or words nearly identical with these, introduce the narrative of it. We should not forget them if we wish to know how the Evangelists regarded that event. But they are equally important for the illustration of every other passage in this chapter; how important they are for the life of each one of us—of each minister of Christ especially ——may He enable us to consider.</w:t>
       </w:r>
     </w:p>
     <w:p>
@@ -7707,7 +8160,26 @@
         <w:rPr>
           <w:lang w:val="en-GB"/>
         </w:rPr>
-        <w:t xml:space="preserve">And, behold, a certain lawyer stood up, and tempted him, saying, Master, what shall I do to inherit eternal life? He said unto him, What is written in the law? how readest thou? And he answering said, Thou shalt love the Lord thy God with all thy heart, and with all thy soul, and with all thy strength, and with all thy mind; and thy neighbour as thyself. And he said unto him, Thou hast answered right: this do, and thou shalt live.—St. LUKE x, 25-28.</w:t>
+        <w:t xml:space="preserve">And, behold, a certain lawyer stood up, and tempted him, saying, Master, what shall I do to inherit eternal life? He said unto him, What is written in the law? how readest thou? And he answering said, Thou shalt love the Lord thy God with all thy heart, and with all thy soul, and with all thy strength, and with all thy mind; and thy neighbour as thyself. And he said unto him, Thou hast answered right: this do, and thou shalt live.—</w:t>
+      </w:r>
+      <w:r>
+        <w:rPr>
+          <w:smallCaps/>
+          <w:lang w:val="en-GB"/>
+        </w:rPr>
+        <w:t xml:space="preserve">St. Luke</w:t>
+      </w:r>
+      <w:r>
+        <w:rPr>
+          <w:lang w:val="en-GB"/>
+        </w:rPr>
+        <w:t xml:space="preserve"> </w:t>
+      </w:r>
+      <w:r>
+        <w:rPr>
+          <w:lang w:val="en-GB"/>
+        </w:rPr>
+        <w:t xml:space="preserve">x, 25-28.</w:t>
       </w:r>
     </w:p>
     <w:p>
@@ -7716,9 +8188,22 @@
       </w:pPr>
       <w:r>
         <w:rPr>
-          <w:lang w:val="en-GB"/>
-        </w:rPr>
-        <w:t xml:space="preserve">THERE is no one of the Apostles who dwells so much upon this commandment as St. John. He dwells upon it in that character. He does not speak of love to God or our neighbour as raising us above commandments. It is His commandment—the commandment that we should love. In this commandment, he says, there is life; it carries with it the power of fulfilling it, because it proceeds from the Almighty Father—because it comes to us through Him who has fulfilled it.</w:t>
+          <w:smallCaps/>
+          <w:lang w:val="en-GB"/>
+        </w:rPr>
+        <w:t xml:space="preserve">There</w:t>
+      </w:r>
+      <w:r>
+        <w:rPr>
+          <w:lang w:val="en-GB"/>
+        </w:rPr>
+        <w:t xml:space="preserve"> </w:t>
+      </w:r>
+      <w:r>
+        <w:rPr>
+          <w:lang w:val="en-GB"/>
+        </w:rPr>
+        <w:t xml:space="preserve">is no one of the Apostles who dwells so much upon this commandment as St. John. He dwells upon it in that character. He does not speak of love to God or our neighbour as raising us above commandments. It is His commandment—the commandment that we should love. In this commandment, he says, there is life; it carries with it the power of fulfilling it, because it proceeds from the Almighty Father—because it comes to us through Him who has fulfilled it.</w:t>
       </w:r>
     </w:p>
     <w:p>
@@ -8435,7 +8920,32 @@
         <w:rPr>
           <w:lang w:val="en-GB"/>
         </w:rPr>
-        <w:t xml:space="preserve">And the Lord said unto him, Now do ye Pharisees make clean the outside of the cup and the platter; but your inward part is full of ravening and wickedness. Ye fools, did not he that made that which is without make that which is within also — St. Luke xi. 39, 40.</w:t>
+        <w:t xml:space="preserve">And the Lord said unto him, Now do ye Pharisees make clean the outside of the cup and the platter; but your inward part is full of ravening and wickedness. Ye fools, did not he that made that which is without make that which is within also —</w:t>
+      </w:r>
+      <w:r>
+        <w:rPr>
+          <w:lang w:val="en-GB"/>
+        </w:rPr>
+        <w:t xml:space="preserve"> </w:t>
+      </w:r>
+      <w:r>
+        <w:rPr>
+          <w:smallCaps/>
+          <w:lang w:val="en-GB"/>
+        </w:rPr>
+        <w:t xml:space="preserve">St. Luke</w:t>
+      </w:r>
+      <w:r>
+        <w:rPr>
+          <w:lang w:val="en-GB"/>
+        </w:rPr>
+        <w:t xml:space="preserve"> </w:t>
+      </w:r>
+      <w:r>
+        <w:rPr>
+          <w:lang w:val="en-GB"/>
+        </w:rPr>
+        <w:t xml:space="preserve">xi. 39, 40.</w:t>
       </w:r>
     </w:p>
     <w:p>
@@ -8444,9 +8954,22 @@
       </w:pPr>
       <w:r>
         <w:rPr>
-          <w:lang w:val="en-GB"/>
-        </w:rPr>
-        <w:t xml:space="preserve">The last chapter closes with a simple domestic picture which has fixed itself on the heart of all Christian nations. Jesus in the house of Martha and Mary, served diligently by the one, listened to by the other — this story has been felt to be true for that time, true for all times. Such diversities of character, such impatience of the busy spirit against the thoughtful one, there must have been in the villages of Palestine, because they are to be found in the villages of England. And it has been felt that the love which binds together tempers so naturally at variance, which enables them to work together in their own ways, for the same end, must dwell in One above themselves. There must be a hidden guest in every family group, who appoints the special tastes of its members, who gives them a common centre; without such a guest the father, the mother, the brother, would only confuse them by their opposing counsels and hasty judgments.</w:t>
+          <w:smallCaps/>
+          <w:lang w:val="en-GB"/>
+        </w:rPr>
+        <w:t xml:space="preserve">The</w:t>
+      </w:r>
+      <w:r>
+        <w:rPr>
+          <w:lang w:val="en-GB"/>
+        </w:rPr>
+        <w:t xml:space="preserve"> </w:t>
+      </w:r>
+      <w:r>
+        <w:rPr>
+          <w:lang w:val="en-GB"/>
+        </w:rPr>
+        <w:t xml:space="preserve">last chapter closes with a simple domestic picture which has fixed itself on the heart of all Christian nations. Jesus in the house of Martha and Mary, served diligently by the one, listened to by the other — this story has been felt to be true for that time, true for all times. Such diversities of character, such impatience of the busy spirit against the thoughtful one, there must have been in the villages of Palestine, because they are to be found in the villages of England. And it has been felt that the love which binds together tempers so naturally at variance, which enables them to work together in their own ways, for the same end, must dwell in One above themselves. There must be a hidden guest in every family group, who appoints the special tastes of its members, who gives them a common centre; without such a guest the father, the mother, the brother, would only confuse them by their opposing counsels and hasty judgments.</w:t>
       </w:r>
     </w:p>
     <w:p>
@@ -9240,7 +9763,26 @@
         <w:rPr>
           <w:lang w:val="en-GB"/>
         </w:rPr>
-        <w:t xml:space="preserve">I am come to send fire on the earth; and what will I, if it be already kindled? But I have a baptism to be baptised with; and how am I straitened till it be accomplished!—St. Luke xii. 49, 50.</w:t>
+        <w:t xml:space="preserve">I am come to send fire on the earth; and what will I, if it be already kindled? But I have a baptism to be baptised with; and how am I straitened till it be accomplished!—</w:t>
+      </w:r>
+      <w:r>
+        <w:rPr>
+          <w:smallCaps/>
+          <w:lang w:val="en-GB"/>
+        </w:rPr>
+        <w:t xml:space="preserve">St. Luke</w:t>
+      </w:r>
+      <w:r>
+        <w:rPr>
+          <w:lang w:val="en-GB"/>
+        </w:rPr>
+        <w:t xml:space="preserve"> </w:t>
+      </w:r>
+      <w:r>
+        <w:rPr>
+          <w:lang w:val="en-GB"/>
+        </w:rPr>
+        <w:t xml:space="preserve">xii. 49, 50.</w:t>
       </w:r>
     </w:p>
     <w:p>
@@ -9249,9 +9791,22 @@
       </w:pPr>
       <w:r>
         <w:rPr>
-          <w:lang w:val="en-GB"/>
-        </w:rPr>
-        <w:t xml:space="preserve">The words which were spoken in the house of the Pharisee were an open declaration of war. It had begun before. John the Baptist had denounced both the sects as generations of vipers. Jesus had provoked the wrath of this sect by His acts on the Sabbath day. The suggestion,</w:t>
+          <w:smallCaps/>
+          <w:lang w:val="en-GB"/>
+        </w:rPr>
+        <w:t xml:space="preserve">The</w:t>
+      </w:r>
+      <w:r>
+        <w:rPr>
+          <w:lang w:val="en-GB"/>
+        </w:rPr>
+        <w:t xml:space="preserve"> </w:t>
+      </w:r>
+      <w:r>
+        <w:rPr>
+          <w:lang w:val="en-GB"/>
+        </w:rPr>
+        <w:t xml:space="preserve">words which were spoken in the house of the Pharisee were an open declaration of war. It had begun before. John the Baptist had denounced both the sects as generations of vipers. Jesus had provoked the wrath of this sect by His acts on the Sabbath day. The suggestion,</w:t>
       </w:r>
       <w:r>
         <w:rPr>
@@ -10175,7 +10730,26 @@
         <w:rPr>
           <w:lang w:val="en-GB"/>
         </w:rPr>
-        <w:t xml:space="preserve">O Jerusalem, Jerusalem, which killest the prophets, and stonest them that are sent unto thee; how often would I have gathered thy children together, as a hen doth gather her brood under her wings, and ye would not! Behold, your house is left unto you desolate: and verily I say unto you, Ye shall not see me, until the time come when ye shall say, Blessed is he that cometh in the name of the Lord.—St. Luke xiii. 34, 35.</w:t>
+        <w:t xml:space="preserve">O Jerusalem, Jerusalem, which killest the prophets, and stonest them that are sent unto thee; how often would I have gathered thy children together, as a hen doth gather her brood under her wings, and ye would not! Behold, your house is left unto you desolate: and verily I say unto you, Ye shall not see me, until the time come when ye shall say, Blessed is he that cometh in the name of the Lord.—</w:t>
+      </w:r>
+      <w:r>
+        <w:rPr>
+          <w:smallCaps/>
+          <w:lang w:val="en-GB"/>
+        </w:rPr>
+        <w:t xml:space="preserve">St. Luke</w:t>
+      </w:r>
+      <w:r>
+        <w:rPr>
+          <w:lang w:val="en-GB"/>
+        </w:rPr>
+        <w:t xml:space="preserve"> </w:t>
+      </w:r>
+      <w:r>
+        <w:rPr>
+          <w:lang w:val="en-GB"/>
+        </w:rPr>
+        <w:t xml:space="preserve">xiii. 34, 35.</w:t>
       </w:r>
     </w:p>
     <w:p>
@@ -10186,7 +10760,32 @@
         <w:rPr>
           <w:lang w:val="en-GB"/>
         </w:rPr>
-        <w:t xml:space="preserve">I. I spoke last week of the fire which Christ came to kindle on the earth, and of the baptism with which He was Himself to be baptised. Words which he spoke at the same time, but which I reserved for this morning, tell us something of the nature of that fire and of that Baptism.</w:t>
+        <w:t xml:space="preserve">I.</w:t>
+      </w:r>
+      <w:r>
+        <w:rPr>
+          <w:lang w:val="en-GB"/>
+        </w:rPr>
+        <w:t xml:space="preserve"> </w:t>
+      </w:r>
+      <w:r>
+        <w:rPr>
+          <w:smallCaps/>
+          <w:lang w:val="en-GB"/>
+        </w:rPr>
+        <w:t xml:space="preserve">I spoke</w:t>
+      </w:r>
+      <w:r>
+        <w:rPr>
+          <w:lang w:val="en-GB"/>
+        </w:rPr>
+        <w:t xml:space="preserve"> </w:t>
+      </w:r>
+      <w:r>
+        <w:rPr>
+          <w:lang w:val="en-GB"/>
+        </w:rPr>
+        <w:t xml:space="preserve">last week of the fire which Christ came to kindle on the earth, and of the baptism with which He was Himself to be baptised. Words which he spoke at the same time, but which I reserved for this morning, tell us something of the nature of that fire and of that Baptism.</w:t>
       </w:r>
     </w:p>
     <w:p>
@@ -10884,7 +11483,26 @@
         <w:rPr>
           <w:lang w:val="en-GB"/>
         </w:rPr>
-        <w:t xml:space="preserve">Salt is good; but if the salt have lost its savour, wherewith shall it be seasoned? It is neither fit for the land, nor yet for the dunghill; but men cast it out. He that hath ears to hear, let him hear.—St. Luke xiv. 34, 35.</w:t>
+        <w:t xml:space="preserve">Salt is good; but if the salt have lost its savour, wherewith shall it be seasoned? It is neither fit for the land, nor yet for the dunghill; but men cast it out. He that hath ears to hear, let him hear.—</w:t>
+      </w:r>
+      <w:r>
+        <w:rPr>
+          <w:smallCaps/>
+          <w:lang w:val="en-GB"/>
+        </w:rPr>
+        <w:t xml:space="preserve">St. Luke</w:t>
+      </w:r>
+      <w:r>
+        <w:rPr>
+          <w:lang w:val="en-GB"/>
+        </w:rPr>
+        <w:t xml:space="preserve"> </w:t>
+      </w:r>
+      <w:r>
+        <w:rPr>
+          <w:lang w:val="en-GB"/>
+        </w:rPr>
+        <w:t xml:space="preserve">xiv. 34, 35.</w:t>
       </w:r>
     </w:p>
     <w:p>
@@ -10893,9 +11511,22 @@
       </w:pPr>
       <w:r>
         <w:rPr>
-          <w:lang w:val="en-GB"/>
-        </w:rPr>
-        <w:t xml:space="preserve">This 14th chapter opens with another act of healing on the Sabbath Day. When I was preaching on the sixth chapter, I considered these acts generally. I inquired why they assume such prominence in the Gospels, why our Lord attached such solemn importance to them, why they awakened such bitter hostility against Him. There is a difference, I think, between His treatment of those earlier indications of the Pharisaic temper, and of those which are presented to us in the chapter I considered last Sunday, and in this. No doubt the principle which is enunciated in the sixth chapter governs these cases as well as the previous cases.</w:t>
+          <w:smallCaps/>
+          <w:lang w:val="en-GB"/>
+        </w:rPr>
+        <w:t xml:space="preserve">This</w:t>
+      </w:r>
+      <w:r>
+        <w:rPr>
+          <w:lang w:val="en-GB"/>
+        </w:rPr>
+        <w:t xml:space="preserve"> </w:t>
+      </w:r>
+      <w:r>
+        <w:rPr>
+          <w:lang w:val="en-GB"/>
+        </w:rPr>
+        <w:t xml:space="preserve">14th chapter opens with another act of healing on the Sabbath Day. When I was preaching on the sixth chapter, I considered these acts generally. I inquired why they assume such prominence in the Gospels, why our Lord attached such solemn importance to them, why they awakened such bitter hostility against Him. There is a difference, I think, between His treatment of those earlier indications of the Pharisaic temper, and of those which are presented to us in the chapter I considered last Sunday, and in this. No doubt the principle which is enunciated in the sixth chapter governs these cases as well as the previous cases.</w:t>
       </w:r>
       <w:r>
         <w:rPr>
@@ -11254,7 +11885,31 @@
         <w:rPr>
           <w:lang w:val="en-GB"/>
         </w:rPr>
-        <w:t xml:space="preserve">I cannot see this distinction in the story. The man might be devoting himself to his piece of land or his oxen, on a calculation of what would be best for him in the time to come. He might be restraining himself from present gratifications for distant objects. The man who had married a wife might have a becoming sense of the obligation in both of them to frequent the synagogue. The worldliness I admit, but not a worldliness which was the least incompatible with a very punctual pursuit of what are called religious duties. Men who were busy with those duties, who carefully enjoined them on others, whose piece of ground or oxen or marriage would not have hindered them from making long prayers or going daily to the Temple, were especially the persons to whom this invitation was addressed, and ’who would not come.” Their religious duties were one of the strongest reasons which they alleged for their absence. And why? The call was to rejoice in a God who cared for His creatures, who had entered into fellowship with them, who would have them enter into fellowship with Him, who would have them share His blessedness—the blessedness of distributing liberally, the blessedness of raising those that were fallen. This was the feast of the Kingdom of Heaven which the teachers and examples of religion to the nation scornfully refused.</w:t>
+        <w:t xml:space="preserve">I cannot see this distinction in the story. The man might be devoting himself to his piece of land or his oxen, on a calculation of what would be best for him in the time to come. He might be restraining himself from present gratifications for distant objects. The man who had married a wife might have a becoming sense of the obligation in both of them to frequent the synagogue. The worldliness I admit, but not a worldliness which was the least incompatible with a very punctual pursuit of what are called religious duties. Men who were busy with those duties, who carefully enjoined them on others, whose piece of ground or oxen or marriage would not have hindered them from making long prayers or going daily to the Temple, were especially the persons to whom this invitation was addressed, and</w:t>
+      </w:r>
+      <w:r>
+        <w:rPr>
+          <w:lang w:val="en-GB"/>
+        </w:rPr>
+        <w:t xml:space="preserve"> </w:t>
+      </w:r>
+      <w:r>
+        <w:rPr>
+          <w:lang w:val="en-GB"/>
+        </w:rPr>
+        <w:t xml:space="preserve">‘who would not come.’</w:t>
+      </w:r>
+      <w:r>
+        <w:rPr>
+          <w:lang w:val="en-GB"/>
+        </w:rPr>
+        <w:t xml:space="preserve"> </w:t>
+      </w:r>
+      <w:r>
+        <w:rPr>
+          <w:lang w:val="en-GB"/>
+        </w:rPr>
+        <w:t xml:space="preserve">Their religious duties were one of the strongest reasons which they alleged for their absence. And why? The call was to rejoice in a God who cared for His creatures, who had entered into fellowship with them, who would have them enter into fellowship with Him, who would have them share His blessedness—the blessedness of distributing liberally, the blessedness of raising those that were fallen. This was the feast of the Kingdom of Heaven which the teachers and examples of religion to the nation scornfully refused.</w:t>
       </w:r>
     </w:p>
     <w:p>
@@ -11688,7 +12343,26 @@
         <w:rPr>
           <w:lang w:val="en-GB"/>
         </w:rPr>
-        <w:t xml:space="preserve">And he said unto him, Son, thou art ever with me, and all that I have is thine. It was meet that we should make merry, and be glad: for this thy brother was dead, and is alive again; and was lost, and is found.—St. Luke xv. 31, 32.</w:t>
+        <w:t xml:space="preserve">And he said unto him, Son, thou art ever with me, and all that I have is thine. It was meet that we should make merry, and be glad: for this thy brother was dead, and is alive again; and was lost, and is found.—</w:t>
+      </w:r>
+      <w:r>
+        <w:rPr>
+          <w:smallCaps/>
+          <w:lang w:val="en-GB"/>
+        </w:rPr>
+        <w:t xml:space="preserve">St. Luke</w:t>
+      </w:r>
+      <w:r>
+        <w:rPr>
+          <w:lang w:val="en-GB"/>
+        </w:rPr>
+        <w:t xml:space="preserve"> </w:t>
+      </w:r>
+      <w:r>
+        <w:rPr>
+          <w:lang w:val="en-GB"/>
+        </w:rPr>
+        <w:t xml:space="preserve">xv. 31, 32.</w:t>
       </w:r>
     </w:p>
     <w:p>
@@ -11697,9 +12371,22 @@
       </w:pPr>
       <w:r>
         <w:rPr>
-          <w:lang w:val="en-GB"/>
-        </w:rPr>
-        <w:t xml:space="preserve">It is not to pay homage to Passion Week if I choose another subject than that which comes before us this morning in the course of our readings in St. Luke. The Collect for the Sunday before Easter might have been formed upon the parable of the Prodigal Son; there is no sufficient commentary upon that parable but the Cross itself.</w:t>
+          <w:smallCaps/>
+          <w:lang w:val="en-GB"/>
+        </w:rPr>
+        <w:t xml:space="preserve">I should</w:t>
+      </w:r>
+      <w:r>
+        <w:rPr>
+          <w:lang w:val="en-GB"/>
+        </w:rPr>
+        <w:t xml:space="preserve"> </w:t>
+      </w:r>
+      <w:r>
+        <w:rPr>
+          <w:lang w:val="en-GB"/>
+        </w:rPr>
+        <w:t xml:space="preserve">pay no homage to Passion Week if I chose another subject than that which comes before us this morning in the course of our readings in St. Luke. The Collect for the Sunday before Easter might have been formed upon the parable of the Prodigal Son; there is no sufficient commentary upon that parable but the Cross itself.</w:t>
       </w:r>
     </w:p>
     <w:p>
@@ -12395,7 +13082,26 @@
         <w:rPr>
           <w:lang w:val="en-GB"/>
         </w:rPr>
-        <w:t xml:space="preserve">He that is faithful in that which is least, is faithful also in much; and he that is unjust in the least is unjust also in much. If therefore ye have not been faithful in the unrighteous mammon, who will commit to your trust the true riches?—St. Luke xvi. 10, 11.</w:t>
+        <w:t xml:space="preserve">He that is faithful in that which is least, is faithful also in much; and he that is unjust in the least is unjust also in much. If therefore ye have not been faithful in the unrighteous mammon, who will commit to your trust the true riches?—</w:t>
+      </w:r>
+      <w:r>
+        <w:rPr>
+          <w:smallCaps/>
+          <w:lang w:val="en-GB"/>
+        </w:rPr>
+        <w:t xml:space="preserve">St. Luke</w:t>
+      </w:r>
+      <w:r>
+        <w:rPr>
+          <w:lang w:val="en-GB"/>
+        </w:rPr>
+        <w:t xml:space="preserve"> </w:t>
+      </w:r>
+      <w:r>
+        <w:rPr>
+          <w:lang w:val="en-GB"/>
+        </w:rPr>
+        <w:t xml:space="preserve">xvi. 10, 11.</w:t>
       </w:r>
     </w:p>
     <w:p>
@@ -12404,9 +13110,22 @@
       </w:pPr>
       <w:r>
         <w:rPr>
-          <w:lang w:val="en-GB"/>
-        </w:rPr>
-        <w:t xml:space="preserve">There are no parables which appear so unlike each other as those which we call the parables of the Prodigal Son and of the Unjust Steward. Yet the Evangelist who reports them to us, evidently discovered some close relation between them. One would gather from his narrative that they were spoken at the same time. If you remember how the first of these parables arose out of our Lord’s discoveries of the moral diseases of the Jewish nation and its rulers, you will see more clearly how the story of the Steward and that of Dives and Lazarus carry on its lessons. I looked upon the parables in the last chapter as exhibiting, in the liveliest and fullest form, the contrast between the mind of the chosen people and of Him who had chosen them. He was a shepherd seeking after any one sheep which had wandered from His fold; He was as earnest to reclaim a human heart, as a woman to find a piece of money which she had lost; finally, He was a Father looking upon the outcast who had wandered furthest from his home as a child, rejoicing to welcome him back. And the Jewish people, as represented by their scribes, their priests, their most religious men, held it a crime to receive sinners and eat with them. Their godliness consisted in avoiding those whom God was regarding with tender affection, whom He was making the mightiest sacrifice to deliver and to regenerate.</w:t>
+          <w:smallCaps/>
+          <w:lang w:val="en-GB"/>
+        </w:rPr>
+        <w:t xml:space="preserve">There</w:t>
+      </w:r>
+      <w:r>
+        <w:rPr>
+          <w:lang w:val="en-GB"/>
+        </w:rPr>
+        <w:t xml:space="preserve"> </w:t>
+      </w:r>
+      <w:r>
+        <w:rPr>
+          <w:lang w:val="en-GB"/>
+        </w:rPr>
+        <w:t xml:space="preserve">are no parables which appear so unlike each other as those which we call the parables of the Prodigal Son and of the Unjust Steward. Yet the Evangelist who reports them to us, evidently discovered some close relation between them. One would gather from his narrative that they were spoken at the same time. If you remember how the first of these parables arose out of our Lord’s discoveries of the moral diseases of the Jewish nation and its rulers, you will see more clearly how the story of the Steward and that of Dives and Lazarus carry on its lessons. I looked upon the parables in the last chapter as exhibiting, in the liveliest and fullest form, the contrast between the mind of the chosen people and of Him who had chosen them. He was a shepherd seeking after any one sheep which had wandered from His fold; He was as earnest to reclaim a human heart, as a woman to find a piece of money which she had lost; finally, He was a Father looking upon the outcast who had wandered furthest from his home as a child, rejoicing to welcome him back. And the Jewish people, as represented by their scribes, their priests, their most religious men, held it a crime to receive sinners and eat with them. Their godliness consisted in avoiding those whom God was regarding with tender affection, whom He was making the mightiest sacrifice to deliver and to regenerate.</w:t>
       </w:r>
     </w:p>
     <w:p>
@@ -13076,7 +13795,26 @@
         <w:rPr>
           <w:lang w:val="en-GB"/>
         </w:rPr>
-        <w:t xml:space="preserve">And when he was demanded of the Pharisees, when the kingdom of God should come, he answered them and said, The kingdom of God cometh not with observation: neither shall they say, Lo here! or, Lo there! for, behold, the kingdom of God is within you.—St. LUKE xvii. 20, 21.</w:t>
+        <w:t xml:space="preserve">And when he was demanded of the Pharisees, when the kingdom of God should come, he answered them and said, The kingdom of God cometh not with observation: neither shall they say, Lo here! or, Lo there! for, behold, the kingdom of God is within you.—</w:t>
+      </w:r>
+      <w:r>
+        <w:rPr>
+          <w:smallCaps/>
+          <w:lang w:val="en-GB"/>
+        </w:rPr>
+        <w:t xml:space="preserve">St. Luke</w:t>
+      </w:r>
+      <w:r>
+        <w:rPr>
+          <w:lang w:val="en-GB"/>
+        </w:rPr>
+        <w:t xml:space="preserve"> </w:t>
+      </w:r>
+      <w:r>
+        <w:rPr>
+          <w:lang w:val="en-GB"/>
+        </w:rPr>
+        <w:t xml:space="preserve">xvii. 20, 21.</w:t>
       </w:r>
     </w:p>
     <w:p>
@@ -13087,7 +13825,32 @@
         <w:rPr>
           <w:lang w:val="en-GB"/>
         </w:rPr>
-        <w:t xml:space="preserve">I. Any one who reflects on the parables of the steward, and of the rich man, or on any of the facts of Jewish history which illustrate them, may exclaim in sadness and in bitterness,</w:t>
+        <w:t xml:space="preserve">I.</w:t>
+      </w:r>
+      <w:r>
+        <w:rPr>
+          <w:lang w:val="en-GB"/>
+        </w:rPr>
+        <w:t xml:space="preserve"> </w:t>
+      </w:r>
+      <w:r>
+        <w:rPr>
+          <w:smallCaps/>
+          <w:lang w:val="en-GB"/>
+        </w:rPr>
+        <w:t xml:space="preserve">Any</w:t>
+      </w:r>
+      <w:r>
+        <w:rPr>
+          <w:lang w:val="en-GB"/>
+        </w:rPr>
+        <w:t xml:space="preserve"> </w:t>
+      </w:r>
+      <w:r>
+        <w:rPr>
+          <w:lang w:val="en-GB"/>
+        </w:rPr>
+        <w:t xml:space="preserve">one who reflects on the parables of the steward, and of the rich man, or on any of the facts of Jewish history which illustrate them, may exclaim in sadness and in bitterness,</w:t>
       </w:r>
       <w:r>
         <w:rPr>
@@ -13781,7 +14544,26 @@
         <w:rPr>
           <w:lang w:val="en-GB"/>
         </w:rPr>
-        <w:t xml:space="preserve">But Jesus called them unto him, and said, Suffer little children to come unto me, and forbid them not: for of such is the Kingdom of God.—St. Luke xviii. 16.</w:t>
+        <w:t xml:space="preserve">But Jesus called them unto him, and said, Suffer little children to come unto me, and forbid them not: for of such is the Kingdom of God.—</w:t>
+      </w:r>
+      <w:r>
+        <w:rPr>
+          <w:smallCaps/>
+          <w:lang w:val="en-GB"/>
+        </w:rPr>
+        <w:t xml:space="preserve">St. Luke</w:t>
+      </w:r>
+      <w:r>
+        <w:rPr>
+          <w:lang w:val="en-GB"/>
+        </w:rPr>
+        <w:t xml:space="preserve"> </w:t>
+      </w:r>
+      <w:r>
+        <w:rPr>
+          <w:lang w:val="en-GB"/>
+        </w:rPr>
+        <w:t xml:space="preserve">xviii. 16.</w:t>
       </w:r>
     </w:p>
     <w:p>
@@ -13790,9 +14572,22 @@
       </w:pPr>
       <w:r>
         <w:rPr>
-          <w:lang w:val="en-GB"/>
-        </w:rPr>
-        <w:t xml:space="preserve">If the disciples had dreamed that the Kingdom of God was to come with a pomp and glory which men would observe, the last discourse of our Lord must have greatly shaken the expectation. If they had supposed the day of the Son of Man was to be one of mere brightness to them, however dark it might be to those who were not disciples, that comfort must have been overthrown. Calamities were coming upon their country in that generation. They would have their full share in these calamities. The danger could not be escaped anywhere. Their nation was scattered abroad in different parts of the world. It was perishing. Wherever any part of the body was, there would the eagles be found descending upon it. They might well faint at such tidings.</w:t>
+          <w:smallCaps/>
+          <w:lang w:val="en-GB"/>
+        </w:rPr>
+        <w:t xml:space="preserve">If</w:t>
+      </w:r>
+      <w:r>
+        <w:rPr>
+          <w:lang w:val="en-GB"/>
+        </w:rPr>
+        <w:t xml:space="preserve"> </w:t>
+      </w:r>
+      <w:r>
+        <w:rPr>
+          <w:lang w:val="en-GB"/>
+        </w:rPr>
+        <w:t xml:space="preserve">the disciples had dreamed that the Kingdom of God was to come with a pomp and glory which men would observe, the last discourse of our Lord must have greatly shaken the expectation. If they had supposed the day of the Son of Man was to be one of mere brightness to them, however dark it might be to those who were not disciples, that comfort must have been overthrown. Calamities were coming upon their country in that generation. They would have their full share in these calamities. The danger could not be escaped anywhere. Their nation was scattered abroad in different parts of the world. It was perishing. Wherever any part of the body was, there would the eagles be found descending upon it. They might well faint at such tidings.</w:t>
       </w:r>
     </w:p>
     <w:p>
@@ -14584,7 +15379,32 @@
         <w:rPr>
           <w:lang w:val="en-GB"/>
         </w:rPr>
-        <w:t xml:space="preserve">And when he was come near, he beheld the city, and wept over it.— St. Luke xix. 41.</w:t>
+        <w:t xml:space="preserve">And when he was come near, he beheld the city, and wept over it.—</w:t>
+      </w:r>
+      <w:r>
+        <w:rPr>
+          <w:lang w:val="en-GB"/>
+        </w:rPr>
+        <w:t xml:space="preserve"> </w:t>
+      </w:r>
+      <w:r>
+        <w:rPr>
+          <w:smallCaps/>
+          <w:lang w:val="en-GB"/>
+        </w:rPr>
+        <w:t xml:space="preserve">St. Luke</w:t>
+      </w:r>
+      <w:r>
+        <w:rPr>
+          <w:lang w:val="en-GB"/>
+        </w:rPr>
+        <w:t xml:space="preserve"> </w:t>
+      </w:r>
+      <w:r>
+        <w:rPr>
+          <w:lang w:val="en-GB"/>
+        </w:rPr>
+        <w:t xml:space="preserve">xix. 41.</w:t>
       </w:r>
     </w:p>
     <w:p>
@@ -14595,7 +15415,32 @@
         <w:rPr>
           <w:lang w:val="en-GB"/>
         </w:rPr>
-        <w:t xml:space="preserve">I. How the Son of David was discovered by the blind Bartimeeus; how He was invoked by that name to heal a wayside beggar, we considered last week. As He enters into Jericho, we hear of a rich man who bows before Him as the poor man had bowed. But Zaccheus, though rich, is a tax-gatherer. All the odium of his class belongs to him. Probably he has deserved it. The complaint,</w:t>
+        <w:t xml:space="preserve">I.</w:t>
+      </w:r>
+      <w:r>
+        <w:rPr>
+          <w:lang w:val="en-GB"/>
+        </w:rPr>
+        <w:t xml:space="preserve"> </w:t>
+      </w:r>
+      <w:r>
+        <w:rPr>
+          <w:smallCaps/>
+          <w:lang w:val="en-GB"/>
+        </w:rPr>
+        <w:t xml:space="preserve">How</w:t>
+      </w:r>
+      <w:r>
+        <w:rPr>
+          <w:lang w:val="en-GB"/>
+        </w:rPr>
+        <w:t xml:space="preserve"> </w:t>
+      </w:r>
+      <w:r>
+        <w:rPr>
+          <w:lang w:val="en-GB"/>
+        </w:rPr>
+        <w:t xml:space="preserve">the Son of David was discovered by the blind Bartimeeus; how He was invoked by that name to heal a wayside beggar, we considered last week. As He enters into Jericho, we hear of a rich man who bows before Him as the poor man had bowed. But Zaccheus, though rich, is a tax-gatherer. All the odium of his class belongs to him. Probably he has deserved it. The complaint,</w:t>
       </w:r>
       <w:r>
         <w:rPr>
@@ -15419,7 +16264,26 @@
         <w:rPr>
           <w:lang w:val="en-GB"/>
         </w:rPr>
-        <w:t xml:space="preserve">And it came to pass, that on one of those days, as he taught the people in the temple, and preached the Gospel, the chief priests and the scribes came upon him with the elders, and spake unto him, saying, Tell us, by what authority doest thou these things? or who is he that gave thee this authority.—St. Luke xx. 1, 2.</w:t>
+        <w:t xml:space="preserve">And it came to pass, that on one of those days, as he taught the people in the temple, and preached the Gospel, the chief priests and the scribes came upon him with the elders, and spake unto him, saying, Tell us, by what authority doest thou these things? or who is he that gave thee this authority.—</w:t>
+      </w:r>
+      <w:r>
+        <w:rPr>
+          <w:smallCaps/>
+          <w:lang w:val="en-GB"/>
+        </w:rPr>
+        <w:t xml:space="preserve">St. Luke</w:t>
+      </w:r>
+      <w:r>
+        <w:rPr>
+          <w:lang w:val="en-GB"/>
+        </w:rPr>
+        <w:t xml:space="preserve"> </w:t>
+      </w:r>
+      <w:r>
+        <w:rPr>
+          <w:lang w:val="en-GB"/>
+        </w:rPr>
+        <w:t xml:space="preserve">xx. 1, 2.</w:t>
       </w:r>
     </w:p>
     <w:p>
@@ -15442,7 +16306,21 @@
         <w:rPr>
           <w:lang w:val="en-GB"/>
         </w:rPr>
-        <w:t xml:space="preserve">‘The people were very attentive to hear him.’</w:t>
+        <w:t xml:space="preserve">‘</w:t>
+      </w:r>
+      <w:r>
+        <w:rPr>
+          <w:i/>
+          <w:iCs/>
+          <w:lang w:val="en-GB"/>
+        </w:rPr>
+        <w:t xml:space="preserve">The people were very attentive to hear him</w:t>
+      </w:r>
+      <w:r>
+        <w:rPr>
+          <w:lang w:val="en-GB"/>
+        </w:rPr>
+        <w:t xml:space="preserve">.’</w:t>
       </w:r>
       <w:r>
         <w:rPr>
@@ -15466,7 +16344,21 @@
         <w:rPr>
           <w:lang w:val="en-GB"/>
         </w:rPr>
-        <w:t xml:space="preserve">‘He was teaching the people in the temple, and preaching the gospel.’</w:t>
+        <w:t xml:space="preserve">‘</w:t>
+      </w:r>
+      <w:r>
+        <w:rPr>
+          <w:i/>
+          <w:iCs/>
+          <w:lang w:val="en-GB"/>
+        </w:rPr>
+        <w:t xml:space="preserve">He was teaching the people in the temple, and preaching the gospel</w:t>
+      </w:r>
+      <w:r>
+        <w:rPr>
+          <w:lang w:val="en-GB"/>
+        </w:rPr>
+        <w:t xml:space="preserve">.’</w:t>
       </w:r>
       <w:r>
         <w:rPr>
@@ -16171,7 +17063,26 @@
         <w:rPr>
           <w:lang w:val="en-GB"/>
         </w:rPr>
-        <w:t xml:space="preserve">So likewise ye, when ye see these things come to pass, know ye that the kingdom of God is nigh at hand.—ST. LUKE xxi. 31.</w:t>
+        <w:t xml:space="preserve">So likewise ye, when ye see these things come to pass, know ye that the kingdom of God is nigh at hand.—</w:t>
+      </w:r>
+      <w:r>
+        <w:rPr>
+          <w:smallCaps/>
+          <w:lang w:val="en-GB"/>
+        </w:rPr>
+        <w:t xml:space="preserve">St. Luke</w:t>
+      </w:r>
+      <w:r>
+        <w:rPr>
+          <w:lang w:val="en-GB"/>
+        </w:rPr>
+        <w:t xml:space="preserve"> </w:t>
+      </w:r>
+      <w:r>
+        <w:rPr>
+          <w:lang w:val="en-GB"/>
+        </w:rPr>
+        <w:t xml:space="preserve">xxi. 31.</w:t>
       </w:r>
     </w:p>
     <w:p>
@@ -16180,9 +17091,22 @@
       </w:pPr>
       <w:r>
         <w:rPr>
-          <w:lang w:val="en-GB"/>
-        </w:rPr>
-        <w:t xml:space="preserve">The event which Whitsuntide commemorates has so many aspects, that it is not wonderful if even an important aspect should be overlooked. But it is strange that we scarcely ever advert to the one which St. Peter puts most prominently forward in his discourse on the day of Pentecost. An old prophet—the oldest, probably, of those whose writings have come down to us—had spoken of an outpouring of the Spirit on all flesh, before a great and terrible day of the Lord should come. St. Peter’s mind is evidently filled with the anticipation of such a day. The gift which he and his brother-fishermen had received, the powers which they were to exercise, had been expressly bestowed to prepare them and their countrymen for such a day. Its meaning and nature might still be obscure to them. The Holy Spirit would gradually remove the obscurity. He would shew them what brightness and glory lay behind the gloom which was thickening and which must at last cover the land. If this be so, there can be scarcely a fitter chapter for Whitsuntide than the one which comes next under our notice. And Whitsuntide, in turn, will be the best interpreter of it.</w:t>
+          <w:smallCaps/>
+          <w:lang w:val="en-GB"/>
+        </w:rPr>
+        <w:t xml:space="preserve">The</w:t>
+      </w:r>
+      <w:r>
+        <w:rPr>
+          <w:lang w:val="en-GB"/>
+        </w:rPr>
+        <w:t xml:space="preserve"> </w:t>
+      </w:r>
+      <w:r>
+        <w:rPr>
+          <w:lang w:val="en-GB"/>
+        </w:rPr>
+        <w:t xml:space="preserve">event which Whitsuntide commemorates has so many aspects, that it is not wonderful if even an important aspect should be overlooked. But it is strange that we scarcely ever advert to the one which St. Peter puts most prominently forward in his discourse on the day of Pentecost. An old prophet—the oldest, probably, of those whose writings have come down to us—had spoken of an outpouring of the Spirit on all flesh, before a great and terrible day of the Lord should come. St. Peter’s mind is evidently filled with the anticipation of such a day. The gift which he and his brother-fishermen had received, the powers which they were to exercise, had been expressly bestowed to prepare them and their countrymen for such a day. Its meaning and nature might still be obscure to them. The Holy Spirit would gradually remove the obscurity. He would shew them what brightness and glory lay behind the gloom which was thickening and which must at last cover the land. If this be so, there can be scarcely a fitter chapter for Whitsuntide than the one which comes next under our notice. And Whitsuntide, in turn, will be the best interpreter of it.</w:t>
       </w:r>
     </w:p>
     <w:p>
@@ -16691,7 +17615,7 @@
         <w:rPr>
           <w:lang w:val="en-GB"/>
         </w:rPr>
-        <w:t xml:space="preserve">(8.) ’And there shall be signs in the sun, and in the moon, and in the stars; and upon the earth distress of nations, with perplexity; the sea and the waves roaring: men’s hearts failing them for fear, and for looking after those things which are coming on the earth: for the powers of heaven shall be shaken. And then shall they see the Son of man coming in a cloud with power and great glory. And when these things begin to come to pass, then look up, and lift up your heads; for your redemption draweth nigh. And he spake to them a parable; Behold the fig-tree, and all the trees; when they now shoot forth, ye see and know of your own selves that summer is now nigh at hand. So likewise ye, when ye see these things come to pass, know ye that the kingdom of God is nigh at hand. Verily I say unto you, This generation shall not pass away, till all be fulfilled. Heaven and earth shall pass away: but my words shall not pass away.</w:t>
+        <w:t xml:space="preserve">(8.) ’And there shall be signs in the sun, and in the moon, and in the stars; and upon the earth distress of nations, with perplexity; the sea and the waves roaring; men’s hearts failing them for fear, and for looking after those things which are coming on the earth: for the powers of heaven shall be shaken. And then shall they see the Son of man coming in a cloud with power and great glory. And when these things begin to come to pass, then look up, and lift up your heads; for your redemption draweth nigh. And he spake to them a parable; Behold the fig-tree, and all the trees; when they now shoot forth, ye see and know of your own selves that summer is now nigh at hand. So likewise ye, when ye see these things come to pass, know ye that the kingdom of God is nigh at hand. Verily I say unto you, This generation shall not pass away, till all be fulfilled. Heaven and earth shall pass away: but my words shall not pass away.</w:t>
       </w:r>
     </w:p>
     <w:p>
@@ -16819,7 +17743,32 @@
         <w:rPr>
           <w:lang w:val="en-GB"/>
         </w:rPr>
-        <w:t xml:space="preserve">And he was withdrawn from them about a stone’s cast, and kneeled down and prayed, saying; Father, if thou be willing, remove this cup from me: nevertheless not my will, but thine, be done.— St. Luke xxii. 41, 42.</w:t>
+        <w:t xml:space="preserve">And he was withdrawn from them about a stone’s cast, and kneeled down and prayed, saying; Father, if thou be willing, remove this cup from me: nevertheless not my will, but thine, be done.—</w:t>
+      </w:r>
+      <w:r>
+        <w:rPr>
+          <w:lang w:val="en-GB"/>
+        </w:rPr>
+        <w:t xml:space="preserve"> </w:t>
+      </w:r>
+      <w:r>
+        <w:rPr>
+          <w:smallCaps/>
+          <w:lang w:val="en-GB"/>
+        </w:rPr>
+        <w:t xml:space="preserve">St. Luke</w:t>
+      </w:r>
+      <w:r>
+        <w:rPr>
+          <w:lang w:val="en-GB"/>
+        </w:rPr>
+        <w:t xml:space="preserve"> </w:t>
+      </w:r>
+      <w:r>
+        <w:rPr>
+          <w:lang w:val="en-GB"/>
+        </w:rPr>
+        <w:t xml:space="preserve">xxii. 41, 42.</w:t>
       </w:r>
     </w:p>
     <w:p>
@@ -16828,9 +17777,22 @@
       </w:pPr>
       <w:r>
         <w:rPr>
-          <w:lang w:val="en-GB"/>
-        </w:rPr>
-        <w:t xml:space="preserve">THERE was a time when divines fancied that they could maintain the doctrine of the Trinity by quoting separate texts of Scripture in support of it. That Name, into which generations of men and women and children have been baptised—that Name which, if it means anything, must denote Him in whom we are living and moving and having our being—was supposed to rest on some passages of the Holy Book, or rather upon our interpretation of those passages. Such a habit of mind favoured all irreverence and all unreality. God confounded it. The text on which controversialists relied most was found to be a spurious one. They fought for it as long as they could; at last they were compelled to abandon it.</w:t>
+          <w:smallCaps/>
+          <w:lang w:val="en-GB"/>
+        </w:rPr>
+        <w:t xml:space="preserve">There</w:t>
+      </w:r>
+      <w:r>
+        <w:rPr>
+          <w:lang w:val="en-GB"/>
+        </w:rPr>
+        <w:t xml:space="preserve"> </w:t>
+      </w:r>
+      <w:r>
+        <w:rPr>
+          <w:lang w:val="en-GB"/>
+        </w:rPr>
+        <w:t xml:space="preserve">was a time when divines fancied that they could maintain the doctrine of the Trinity by quoting separate texts of Scripture in support of it. That Name, into which generations of men and women and children have been baptised—that Name which, if it means anything, must denote Him in whom we are living and moving and having our being—was supposed to rest on some passages of the Holy Book, or rather upon our interpretation of those passages. Such a habit of mind favoured all irreverence and all unreality. God confounded it. The text on which controversialists relied most was found to be a spurious one. They fought for it as long as they could; at last they were compelled to abandon it.</w:t>
       </w:r>
     </w:p>
     <w:p>
@@ -17858,7 +18820,26 @@
         <w:rPr>
           <w:lang w:val="en-GB"/>
         </w:rPr>
-        <w:t xml:space="preserve">And a superscription also was written over him in letters of Greek and Latin, and Hebrew, THIS IS THE KING OF THE JEWS. —St. LUKE xxiii. 38.</w:t>
+        <w:t xml:space="preserve">And a superscription also was written over him in letters of Greek and Latin, and Hebrew, THIS IS THE KING OF THE JEWS. —</w:t>
+      </w:r>
+      <w:r>
+        <w:rPr>
+          <w:smallCaps/>
+          <w:lang w:val="en-GB"/>
+        </w:rPr>
+        <w:t xml:space="preserve">St. Luke</w:t>
+      </w:r>
+      <w:r>
+        <w:rPr>
+          <w:lang w:val="en-GB"/>
+        </w:rPr>
+        <w:t xml:space="preserve"> </w:t>
+      </w:r>
+      <w:r>
+        <w:rPr>
+          <w:lang w:val="en-GB"/>
+        </w:rPr>
+        <w:t xml:space="preserve">xxiii. 38.</w:t>
       </w:r>
     </w:p>
     <w:p>
@@ -17867,9 +18848,22 @@
       </w:pPr>
       <w:r>
         <w:rPr>
-          <w:lang w:val="en-GB"/>
-        </w:rPr>
-        <w:t xml:space="preserve">That the Gospel is the Gospel of a Kingdom we have been reminded at every turn of St. Luke’s narrative. When we come to the history of the Crucifixion we may be tempted to forget that name; we may even shrink from it. Are we not to hear the cries of a Victim? Should not the Sacrifice be the prominent thought in our minds? Do we not, at least in the hour of darkness, lose sight of the King?</w:t>
+          <w:smallCaps/>
+          <w:lang w:val="en-GB"/>
+        </w:rPr>
+        <w:t xml:space="preserve">That</w:t>
+      </w:r>
+      <w:r>
+        <w:rPr>
+          <w:lang w:val="en-GB"/>
+        </w:rPr>
+        <w:t xml:space="preserve"> </w:t>
+      </w:r>
+      <w:r>
+        <w:rPr>
+          <w:lang w:val="en-GB"/>
+        </w:rPr>
+        <w:t xml:space="preserve">the Gospel is the Gospel of a Kingdom we have been reminded at every turn of St. Luke’s narrative. When we come to the history of the Crucifixion we may be tempted to forget that name; we may even shrink from it. Are we not to hear the cries of a Victim? Should not the Sacrifice be the prominent thought in our minds? Do we not, at least in the hour of darkness, lose sight of the King?</w:t>
       </w:r>
     </w:p>
     <w:p>
@@ -18893,7 +19887,32 @@
         <w:rPr>
           <w:lang w:val="en-GB"/>
         </w:rPr>
-        <w:t xml:space="preserve">And as they were afraid, and bowed down their faces to the earth, they said unto them, Why seek ye the living among the dead?— St. Luke xxiv, 5.</w:t>
+        <w:t xml:space="preserve">And as they were afraid, and bowed down their faces to the earth, they said unto them, Why seek ye the living among the dead?—</w:t>
+      </w:r>
+      <w:r>
+        <w:rPr>
+          <w:lang w:val="en-GB"/>
+        </w:rPr>
+        <w:t xml:space="preserve"> </w:t>
+      </w:r>
+      <w:r>
+        <w:rPr>
+          <w:smallCaps/>
+          <w:lang w:val="en-GB"/>
+        </w:rPr>
+        <w:t xml:space="preserve">St. Luke</w:t>
+      </w:r>
+      <w:r>
+        <w:rPr>
+          <w:lang w:val="en-GB"/>
+        </w:rPr>
+        <w:t xml:space="preserve"> </w:t>
+      </w:r>
+      <w:r>
+        <w:rPr>
+          <w:lang w:val="en-GB"/>
+        </w:rPr>
+        <w:t xml:space="preserve">xxiv, 5.</w:t>
       </w:r>
     </w:p>
     <w:p>
@@ -18902,9 +19921,22 @@
       </w:pPr>
       <w:r>
         <w:rPr>
-          <w:lang w:val="en-GB"/>
-        </w:rPr>
-        <w:t xml:space="preserve">Joseph of Arimathea waited for the Kingdom of God. God, so he read, so he believed, is the Living God, the Author of life to all things, the Renewer of life day by day. God, so he read and believed, called out the seed of Abraham to be the witnesses of Him against all dead gods—all gods who cannot impart life, who can only be endued with the semblance of life by those who worship them. Yet Death had triumphed over the works of God’s hands. Death had triumphed over all men whom God had made in His image. There had come into the world One who spoke of Life, Eternal Life; One who said that God had sent Him to bestow this Life on men. And now Death had laid hold of Him. In the darkest form it had come to Him, He had not driven it back. He had cried out in agony,</w:t>
+          <w:smallCaps/>
+          <w:lang w:val="en-GB"/>
+        </w:rPr>
+        <w:t xml:space="preserve">Joseph</w:t>
+      </w:r>
+      <w:r>
+        <w:rPr>
+          <w:lang w:val="en-GB"/>
+        </w:rPr>
+        <w:t xml:space="preserve"> </w:t>
+      </w:r>
+      <w:r>
+        <w:rPr>
+          <w:lang w:val="en-GB"/>
+        </w:rPr>
+        <w:t xml:space="preserve">of Arimathea waited for the Kingdom of God. God, so he read, so he believed, is the Living God, the Author of life to all things, the Renewer of life day by day. God, so he read and believed, called out the seed of Abraham to be the witnesses of Him against all dead gods—all gods who cannot impart life, who can only be endued with the semblance of life by those who worship them. Yet Death had triumphed over the works of God’s hands. Death had triumphed over all men whom God had made in His image. There had come into the world One who spoke of Life, Eternal Life; One who said that God had sent Him to bestow this Life on men. And now Death had laid hold of Him. In the darkest form it had come to Him, He had not driven it back. He had cried out in agony,</w:t>
       </w:r>
       <w:r>
         <w:rPr>
@@ -19899,6 +20931,7 @@
       <w:keepNext/>
       <w:keepLines/>
       <w:spacing w:after="80" w:before="160"/>
+      <w:jc w:val="center"/>
       <w:outlineLvl w:val="1"/>
     </w:pPr>
     <w:rPr>
@@ -19922,6 +20955,7 @@
       <w:keepNext/>
       <w:keepLines/>
       <w:spacing w:after="80" w:before="160"/>
+      <w:jc w:val="center"/>
       <w:outlineLvl w:val="2"/>
     </w:pPr>
     <w:rPr>

--- a/books/gospel-of-the-kingdom/downloads/gospel-of-the-kingdom.docx
+++ b/books/gospel-of-the-kingdom/downloads/gospel-of-the-kingdom.docx
@@ -5711,7 +5711,7 @@
         <w:rPr>
           <w:lang w:val="en-GB"/>
         </w:rPr>
-        <w:t xml:space="preserve">I believe this vision was presented to the mind of the prophet when the old Jerusalem had disappeared or was about to disappear. If it vanished from the earth, only leaving the Roman Empire, its conqueror, to exult in its ruin, an Apostle would have groaned over such a contradiction of all the divine promises. He believed that its overthrow was the fulfilment of the divine promises, that it would be the revelation of that kingdom whereof the twelve tribes had borne witness by their original constitution, by their strange preservation, by their incapacity to maintain their unity, by their passionate eagerness to assert it; that kingdom of which the twelve Apostles had borne witness, declaring its unity to stand not in any fleshly election, but in the union of God with man, of the Father with the Son. Such a kingdom could not be shaken by any earthquake. It could not be limited by any measure of time and space. Death could not divide the members of it from each other. It would exist from generation to generation in its living Head— the conqueror of death. Its nature might be misunderstood, its principles might be set at naught, by those who were adopted into it. But it would go on manifesting itself more and more, till all its enemies were put under Christ’s feet. Yet in its full manifestation, in its most perfect glory, its ancient walls would only look clearer, brighter, firmer. The names of the twelve tribes of Israel, and of the twelve Apostles of the Lamb would be visible in the city which needed no temple, and no sun to lighten it.</w:t>
+        <w:t xml:space="preserve">I believe this vision was presented to the mind of the prophet when the old Jerusalem had disappeared or was about to disappear. If it vanished from the earth, only leaving the Roman Empire, its conqueror, to exult in its ruin, an Apostle would have groaned over such a contradiction of all the divine promises. He believed that its overthrow was the fulfilment of the divine promises, that it would be the revelation of that kingdom whereof the twelve tribes had borne witness by their original constitution, by their strange preservation, by their incapacity to maintain their unity, by their passionate eagerness to assert it; that kingdom of which the twelve Apostles had borne witness, declaring its unity to stand not in any fleshly election, but in the union of God with man, of the Father with the Son. Such a kingdom could not be shaken by any earthquake. It could not be limited by any measure of time and space. Death could not divide the members of it from each other. It would exist from generation to generation in its living Head—the conqueror of death. Its nature might be misunderstood, its principles might be set at naught, by those who were adopted into it. But it would go on manifesting itself more and more, till all its enemies were put under Christ’s feet. Yet in its full manifestation, in its most perfect glory, its ancient walls would only look clearer, brighter, firmer. The names of the twelve tribes of Israel, and of the twelve Apostles of the Lamb would be visible in the city which needed no temple, and no sun to lighten it.</w:t>
       </w:r>
     </w:p>
     <w:p>
@@ -7647,7 +7647,7 @@
         <w:rPr>
           <w:lang w:val="en-GB"/>
         </w:rPr>
-        <w:t xml:space="preserve">every one of the three Gospels which record the Transfiguration, these words, or words nearly identical with these, introduce the narrative of it. We should not forget them if we wish to know how the Evangelists regarded that event. But they are equally important for the illustration of every other passage in this chapter; how important they are for the life of each one of us—of each minister of Christ especially ——may He enable us to consider.</w:t>
+        <w:t xml:space="preserve">every one of the three Gospels which record the Transfiguration, these words, or words nearly identical with these, introduce the narrative of it. We should not forget them if we wish to know how the Evangelists regarded that event. But they are equally important for the illustration of every other passage in this chapter; how important they are for the life of each one of us—of each minister of Christ especially—may He enable us to consider.</w:t>
       </w:r>
     </w:p>
     <w:p>
@@ -7973,7 +7973,7 @@
         <w:rPr>
           <w:lang w:val="en-GB"/>
         </w:rPr>
-        <w:t xml:space="preserve">The absolute giving up of Himself—His life or soul-—to His Father on the Cross, is declared to be the consummate act of the Christ, the Son of the living God. And those who would follow Him are told that they must do the same. They must not seek to save their lives or souls. They must give them up to Him. The Son of Man, not their own souls, must be the object which they set before them if they would really have His salvation.</w:t>
+        <w:t xml:space="preserve">The absolute giving up of Himself—His life or soul—to His Father on the Cross, is declared to be the consummate act of the Christ, the Son of the living God. And those who would follow Him are told that they must do the same. They must not seek to save their lives or souls. They must give them up to Him. The Son of Man, not their own souls, must be the object which they set before them if they would really have His salvation.</w:t>
       </w:r>
     </w:p>
     <w:p>
@@ -8008,7 +8008,7 @@
         <w:rPr>
           <w:lang w:val="en-GB"/>
         </w:rPr>
-        <w:t xml:space="preserve">They tear it from its context. They refuse to read it by the light of the sentence which has immediately preceded. They deny what has just been solemnly declared, that every man must lose himself who would be saved.’ My friends! Christ does not set aside the verdict which He has taught our consciences to give respecting every instance of self-sacrifice. He ratifies it. He shews the true principle of it. We are created to give up ourselves for the Son of Man, the Head and King of our race. It is our privilege to lose in Him these miserable selves which have been our torments, which have always divided us from each other, which have always come between us and every high object. And therefore the words of my text have this blessed and this terrible signification.</w:t>
+        <w:t xml:space="preserve">They tear it from its context. They refuse to read it by the light of the sentence which has immediately preceded. They deny what has just been solemnly declared, that every man must lose himself who would be saved. My friends! Christ does not set aside the verdict which He has taught our consciences to give respecting every instance of self-sacrifice. He ratifies it. He shews the true principle of it. We are created to give up ourselves for the Son of Man, the Head and King of our race. It is our privilege to lose in Him these miserable selves which have been our torments, which have always divided us from each other, which have always come between us and every high object. And therefore the words of my text have this blessed and this terrible signification.</w:t>
       </w:r>
       <w:r>
         <w:rPr>
@@ -8856,7 +8856,45 @@
         <w:rPr>
           <w:lang w:val="en-GB"/>
         </w:rPr>
-        <w:t xml:space="preserve">Did his faith? Did something specially blessed in his own individual nature? If his goodness could be referred to any one of these causes, he was no example to the Jew—the lawyer could not be fairly bidden to go and do likewise.’ No! But that commandment which the lawyer found in the Book of Deuteronomy ——that law of loving the neighbour as himself—had been written in the heart of the Samaritan. He confessed that he was bound by it. Therefore he took account of the man who was by the wayside, though he had come from Jerusalem to Jericho, though he was of an alien and hostile race, though those of his own race did not esteem him their neighbour. Therefore he sat him upon his own beast; therefore he poured oil and wine into his wounds; therefore he took care of him. He made no pretence to exalted virtue; he did not ask for any reward. He did the things which a voice within him bade him do. He yielded to a law, but it was a law of love, a law of liberty, and in that law there was life.</w:t>
+        <w:t xml:space="preserve">Did his faith? Did something specially blessed in his own individual nature? If his goodness could be referred to any one of these causes, he was no example to the Jew—the lawyer could not be fairly bidden to</w:t>
+      </w:r>
+      <w:r>
+        <w:rPr>
+          <w:lang w:val="en-GB"/>
+        </w:rPr>
+        <w:t xml:space="preserve"> </w:t>
+      </w:r>
+      <w:r>
+        <w:rPr>
+          <w:lang w:val="en-GB"/>
+        </w:rPr>
+        <w:t xml:space="preserve">‘</w:t>
+      </w:r>
+      <w:r>
+        <w:rPr>
+          <w:i/>
+          <w:iCs/>
+          <w:lang w:val="en-GB"/>
+        </w:rPr>
+        <w:t xml:space="preserve">go and do likewise.</w:t>
+      </w:r>
+      <w:r>
+        <w:rPr>
+          <w:lang w:val="en-GB"/>
+        </w:rPr>
+        <w:t xml:space="preserve">’</w:t>
+      </w:r>
+      <w:r>
+        <w:rPr>
+          <w:lang w:val="en-GB"/>
+        </w:rPr>
+        <w:t xml:space="preserve"> </w:t>
+      </w:r>
+      <w:r>
+        <w:rPr>
+          <w:lang w:val="en-GB"/>
+        </w:rPr>
+        <w:t xml:space="preserve">No! But that commandment which the lawyer found in the Book of Deuteronomy—that law of loving the neighbour as himself—had been written in the heart of the Samaritan. He confessed that he was bound by it. Therefore he took account of the man who was by the wayside, though he had come from Jerusalem to Jericho, though he was of an alien and hostile race, though those of his own race did not esteem him their neighbour. Therefore he sat him upon his own beast; therefore he poured oil and wine into his wounds; therefore he took care of him. He made no pretence to exalted virtue; he did not ask for any reward. He did the things which a voice within him bade him do. He yielded to a law, but it was a law of love, a law of liberty, and in that law there was life.</w:t>
       </w:r>
     </w:p>
     <w:p>
@@ -9077,7 +9115,45 @@
         <w:rPr>
           <w:lang w:val="en-GB"/>
         </w:rPr>
-        <w:t xml:space="preserve">He explained the nature of prayer, the possibility of prayer, the necessity of prayer. If there had not been in men the sense of a Father, the impulse to pray would never have been awakened in them. The sky, the sun, the earth, would not have created that impulse. Because they had the yearnings of children, they could turn to every object in creation in hopes of finding what they wanted there. They could dream that He might be in the grandest objects which they admired, or in the meanest things which did them good. Every one who left the world might be invoked, for he might know the secret; it might be in the invisible region, if the visible did not contain it. Against the worship of all these created things the Jew had borne witness. For the worship of One who created them all he had borne witness. His negative protest was still vigorous and fierce. His positive testimony was perishing. He worshipped a God who was not in the sky, the sea, or the earth; who was not like animals, or like human forms. What was He then? Just or unjust? Light or dark? The Friend of man or the Destroyer of men? The Jew hesitated; he could not tell. And therefore, practically, he arrived at a very decisive judgment. The God whom he worshipped was the Destroyer. He was the dark Fate that was plotting against the peace and life of the Universe, He was the invisible Power which Heathens had concealed from themselves behind forms of nature and conceptions of art; which had only now and then forced itself upon them in its full terror; which they thought might possibly be propitiated by costly sacrifices, or diverted from its deadly purpose by the influence of the more benevolent divinities. Was it the Name of such a Being as this that the Jews wished to hallow? Was it His kingdom that they wished to come? Was it His Will that they desired to be done? Did He care to give any bread? Could He forgive? Was not every temptation of His devising? Was not Evil that which He desired and designed for His creatures? See, then, how those words, ’Our Father,” endorsed and interpreted every hope that man had ever cherished, in the Gentile world as well as the Jewish! See how they scattered the horrible fictions of both! See how they translated petitions which, in the mouths of Pharisees, were imprecations upon mankind, and even upon themselves, into entreaties for the greatest blessings that could come upon both! For would not the real hallowing of a Father’s name, the coming of a Father’s kingdom, the doing of a Father’s will, be a blessing to the Pharisee as well as the Heathen, such as neither had ever dreamed of?</w:t>
+        <w:t xml:space="preserve">He explained the nature of prayer, the possibility of prayer, the necessity of prayer. If there had not been in men the sense of a Father, the impulse to pray would never have been awakened in them. The sky, the sun, the earth, would not have created that impulse. Because they had the yearnings of children, they could turn to every object in creation in hopes of finding what they wanted there. They could dream that He might be in the grandest objects which they admired, or in the meanest things which did them good. Every one who left the world might be invoked, for he might know the secret; it might be in the invisible region, if the visible did not contain it. Against the worship of all these created things the Jew had borne witness. For the worship of One who created them all he had borne witness. His negative protest was still vigorous and fierce. His positive testimony was perishing. He worshipped a God who was not in the sky, the sea, or the earth; who was not like animals, or like human forms. What was He then? Just or unjust? Light or dark? The Friend of man or the Destroyer of men? The Jew hesitated; he could not tell. And therefore, practically, he arrived at a very decisive judgment. The God whom he worshipped was the Destroyer. He was the dark Fate that was plotting against the peace and life of the Universe, He was the invisible Power which Heathens had concealed from themselves behind forms of nature and conceptions of art; which had only now and then forced itself upon them in its full terror; which they thought might possibly be propitiated by costly sacrifices, or diverted from its deadly purpose by the influence of the more benevolent divinities. Was it the Name of such a Being as this that the Jews wished to hallow? Was it His kingdom that they wished to come? Was it His Will that they desired to be done? Did He care to give any bread? Could He forgive? Was not every temptation of His devising? Was not Evil that which He desired and designed for His creatures? See, then, how those words,</w:t>
+      </w:r>
+      <w:r>
+        <w:rPr>
+          <w:lang w:val="en-GB"/>
+        </w:rPr>
+        <w:t xml:space="preserve"> </w:t>
+      </w:r>
+      <w:r>
+        <w:rPr>
+          <w:lang w:val="en-GB"/>
+        </w:rPr>
+        <w:t xml:space="preserve">“</w:t>
+      </w:r>
+      <w:r>
+        <w:rPr>
+          <w:i/>
+          <w:iCs/>
+          <w:lang w:val="en-GB"/>
+        </w:rPr>
+        <w:t xml:space="preserve">Our Father</w:t>
+      </w:r>
+      <w:r>
+        <w:rPr>
+          <w:lang w:val="en-GB"/>
+        </w:rPr>
+        <w:t xml:space="preserve">,”</w:t>
+      </w:r>
+      <w:r>
+        <w:rPr>
+          <w:lang w:val="en-GB"/>
+        </w:rPr>
+        <w:t xml:space="preserve"> </w:t>
+      </w:r>
+      <w:r>
+        <w:rPr>
+          <w:lang w:val="en-GB"/>
+        </w:rPr>
+        <w:t xml:space="preserve">endorsed and interpreted every hope that man had ever cherished, in the Gentile world as well as the Jewish! See how they scattered the horrible fictions of both! See how they translated petitions which, in the mouths of Pharisees, were imprecations upon mankind, and even upon themselves, into entreaties for the greatest blessings that could come upon both! For would not the real hallowing of a Father’s name, the coming of a Father’s kingdom, the doing of a Father’s will, be a blessing to the Pharisee as well as the Heathen, such as neither had ever dreamed of?</w:t>
       </w:r>
     </w:p>
     <w:p>
@@ -9267,7 +9343,7 @@
         <w:rPr>
           <w:lang w:val="en-GB"/>
         </w:rPr>
-        <w:t xml:space="preserve">‘What, then, will you merely repeat the prayer that God’s name be hallowed? Are you not in earnest that it should be hallowed— that all the false, detestable names which have been substituted for the true name of a Father, or become mingled with it, should be separated from it? Are you not really desirous that His Kingdom should overthrow all the tyrannies and oppressions of the earth—that His perfectly good Will should triumph over your will and all other wills that are striving against it?’</w:t>
+        <w:t xml:space="preserve">‘What, then, will you merely repeat the prayer that God’s name be hallowed? Are you not in earnest that it should be hallowed—that all the false, detestable names which have been substituted for the true name of a Father, or become mingled with it, should be separated from it? Are you not really desirous that His Kingdom should overthrow all the tyrannies and oppressions of the earth—that His perfectly good Will should triumph over your will and all other wills that are striving against it?’</w:t>
       </w:r>
       <w:r>
         <w:rPr>
@@ -10124,19 +10200,19 @@
         <w:rPr>
           <w:lang w:val="en-GB"/>
         </w:rPr>
-        <w:t xml:space="preserve">‘Assert your union with me as the Son of man. Forget your own nothingness in the recollection that you belong to the race of which I am the Head. And then the Son of man will confess in you before the angels of God.’</w:t>
-      </w:r>
-      <w:r>
-        <w:rPr>
-          <w:lang w:val="en-GB"/>
-        </w:rPr>
-        <w:t xml:space="preserve"> </w:t>
-      </w:r>
-      <w:r>
-        <w:rPr>
-          <w:lang w:val="en-GB"/>
-        </w:rPr>
-        <w:t xml:space="preserve">He will show you that you are one with His family in heaven and earth. It will be the denial of your fellowship with them, your attempt to establish some ground of worth or security for yourselves apart from Him, apart from your kind, which will separate you from the invisible world as well as the visible, from angels as well as men.’ The courage to speak their gospel to men,—the courage which would raise them above the fear of men, would thus depend upon the degree in which they identified themselves with man in their common Lord and Saviour.</w:t>
+        <w:t xml:space="preserve">‘Assert your union with me as the Son of man. Forget your own nothingness in the recollection that you belong to the race of which I am the Head. And then the Son of man will confess in you before the angels of God. He will show you that you are one with His family in heaven and earth. It will be the denial of your fellowship with them, your attempt to establish some ground of worth or security for yourselves apart from Him, apart from your kind, which will separate you from the invisible world as well as the visible, from angels as well as men.’</w:t>
+      </w:r>
+      <w:r>
+        <w:rPr>
+          <w:lang w:val="en-GB"/>
+        </w:rPr>
+        <w:t xml:space="preserve"> </w:t>
+      </w:r>
+      <w:r>
+        <w:rPr>
+          <w:lang w:val="en-GB"/>
+        </w:rPr>
+        <w:t xml:space="preserve">The courage to speak their gospel to men,—the courage which would raise them above the fear of men, would thus depend upon the degree in which they identified themselves with man in their common Lord and Saviour.</w:t>
       </w:r>
     </w:p>
     <w:p>
@@ -10694,7 +10770,19 @@
         <w:rPr>
           <w:lang w:val="en-GB"/>
         </w:rPr>
-        <w:t xml:space="preserve">‘I have a baptism to be baptised with, and how am I straitened till it be accomplished!? I shall send no fire on earth which I do not myself pass through.’</w:t>
+        <w:t xml:space="preserve">‘I have a baptism to be baptised with, and how am I straitened till it be accomplished!’</w:t>
+      </w:r>
+      <w:r>
+        <w:rPr>
+          <w:lang w:val="en-GB"/>
+        </w:rPr>
+        <w:t xml:space="preserve"> </w:t>
+      </w:r>
+      <w:r>
+        <w:rPr>
+          <w:lang w:val="en-GB"/>
+        </w:rPr>
+        <w:t xml:space="preserve">‘I shall send no fire on earth which I do not myself pass through.’</w:t>
       </w:r>
       <w:r>
         <w:rPr>
@@ -14961,7 +15049,7 @@
         <w:rPr>
           <w:lang w:val="en-GB"/>
         </w:rPr>
-        <w:t xml:space="preserve">‘These children are ’Mine. Whatever you may think of them, I claim them. For your faith does not make Me your Lord. ’You do not elect me to be a Sovereign. If I am not ’King over children, I am not King over men. If you do not receive Me as children, because you are weak, because you cannot depend on yourselves, your faith is a contradiction. You do not mean what you say when you ask me to be merciful to you as sinners. That prayer is a petition to be treated as children; to be guided by the Divine Spirit because you cannot guide yourselves.’</w:t>
+        <w:t xml:space="preserve">‘These children are Mine. Whatever you may think of them, I claim them. For your faith does not make Me your Lord. You do not elect me to be a Sovereign. If I am not King over children, I am not King over men. If you do not receive Me as children, because you are weak, because you cannot depend on yourselves, your faith is a contradiction. You do not mean what you say when you ask me to be merciful to you as sinners. That prayer is a petition to be treated as children; to be guided by the Divine Spirit because you cannot guide yourselves.’</w:t>
       </w:r>
       <w:r>
         <w:rPr>
@@ -19631,7 +19719,7 @@
         <w:rPr>
           <w:lang w:val="en-GB"/>
         </w:rPr>
-        <w:t xml:space="preserve">‘Thou shalt be with me. Dost thou want more— in anguish or in bliss, in darkness or in light—than to find that I am near thee, as I am near thee now?’</w:t>
+        <w:t xml:space="preserve">‘Thou shalt be with me. Dost thou want more—in anguish or in bliss, in darkness or in light—than to find that I am near thee, as I am near thee now?’</w:t>
       </w:r>
     </w:p>
     <w:p>
@@ -20577,7 +20665,7 @@
         <w:rPr>
           <w:lang w:val="en-GB"/>
         </w:rPr>
-        <w:t xml:space="preserve">It has been often suggested that those who object to the notions of future punishment which are popularly adopted, have strong personal motives for their dissent. A prelate of the English Church. has recently, I understand, given the weight of his episcopal authority to this suspicion. Some have complained of it as uncharitable. Testing it as I ought to test every such admonition, by my own conscience—since I have no faculty for determining how far it applies to my neighbours—I at once recognise its justice; I accept it without modification. I have a strong personal motive for rejecting these popular notions; the motive may be exactly the one which the defender of them supposes. I do find that I am tempted to those evil states of mind which constitute, as the Bible teaches me, the curse and horror of hell, to which all its outward physical torments,. be they what they may, are subordinate. I do not find that I have any power to raise myself out of these states of mind. I acknowledge the influence of an evil spirit who would draw me into them and fix me in them. My hope of deliverance from them arises wholly from the belief that it is the will of God manifested in Christ to raise my will, and the will of those who are tempted as I am tempted, and who have fallen as I have fallen, out of this perdition. Can I have a stronger or more directly personal motive for rejecting the opinion which is proclaimed in so many pulpits, which it seems the object of recent declarations to endorse, that it is the purpose of God to keep men in a state of sin—a continually increasing and deepening state of sin—for ever and ever? That I hold to be the purpose of the devil whose works Christ came to destroy.</w:t>
+        <w:t xml:space="preserve">It has been often suggested that those who object to the notions of future punishment which are popularly adopted, have strong personal motives for their dissent. A prelate of the English Church. has recently, I understand, given the weight of his episcopal authority to this suspicion. Some have complained of it as uncharitable. Testing it as I ought to test every such admonition, by my own conscience—since I have no faculty for determining how far it applies to my neighbours—I at once recognise its justice; I accept it without modification. I have a strong personal motive for rejecting these popular notions; the motive may be exactly the one which the defender of them supposes. I do find that I am tempted to those evil states of mind which constitute, as the Bible teaches me, the curse and horror of hell, to which all its outward physical torments, be they what they may, are subordinate. I do not find that I have any power to raise myself out of these states of mind. I acknowledge the influence of an evil spirit who would draw me into them and fix me in them. My hope of deliverance from them arises wholly from the belief that it is the will of God manifested in Christ to raise my will, and the will of those who are tempted as I am tempted, and who have fallen as I have fallen, out of this perdition. Can I have a stronger or more directly personal motive for rejecting the opinion which is proclaimed in so many pulpits, which it seems the object of recent declarations to endorse, that it is the purpose of God to keep men in a state of sin—a continually increasing and deepening state of sin—for ever and ever? That I hold to be the purpose of the devil whose works Christ came to destroy.</w:t>
       </w:r>
     </w:p>
   </w:footnote>
@@ -21384,6 +21472,17 @@
       <w:jc w:val="center"/>
     </w:pPr>
   </w:style>
+  <w:style w:customStyle="1" w:styleId="MarginNote" w:type="character">
+    <w:name w:val="Margin Note"/>
+    <w:basedOn w:val="BodyTextChar"/>
+    <w:qFormat/>
+    <w:rPr>
+      <w:b/>
+      <w:bCs/>
+      <w:sz w:val="20"/>
+      <w:szCs w:val="20"/>
+    </w:rPr>
+  </w:style>
   <w:style w:type="paragraph" w:customStyle="1" w:styleId="SourceCode">
     <w:name w:val="Source Code"/>
     <w:basedOn w:val="Normal"/>
